--- a/docs/4k/Диплом-Голосуев-2024_06_11.docx
+++ b/docs/4k/Диплом-Голосуев-2024_06_11.docx
@@ -1,6 +1,6 @@
 
 <file path=word/document.xml><?xml version="1.0" encoding="utf-8"?>
-<w:document xmlns:wpc="http://schemas.microsoft.com/office/word/2010/wordprocessingCanvas" xmlns:cx="http://schemas.microsoft.com/office/drawing/2014/chartex" xmlns:cx1="http://schemas.microsoft.com/office/drawing/2015/9/8/chartex" xmlns:cx2="http://schemas.microsoft.com/office/drawing/2015/10/21/chartex" xmlns:cx3="http://schemas.microsoft.com/office/drawing/2016/5/9/chartex" xmlns:cx4="http://schemas.microsoft.com/office/drawing/2016/5/10/chartex" xmlns:cx5="http://schemas.microsoft.com/office/drawing/2016/5/11/chartex" xmlns:cx6="http://schemas.microsoft.com/office/drawing/2016/5/12/chartex" xmlns:cx7="http://schemas.microsoft.com/office/drawing/2016/5/13/chartex" xmlns:cx8="http://schemas.microsoft.com/office/drawing/2016/5/14/chartex" xmlns:mc="http://schemas.openxmlformats.org/markup-compatibility/2006" xmlns:aink="http://schemas.microsoft.com/office/drawing/2016/ink" xmlns:am3d="http://schemas.microsoft.com/office/drawing/2017/model3d" xmlns:o="urn:schemas-microsoft-com:office:office" xmlns:oel="http://schemas.microsoft.com/office/2019/extlst" xmlns:r="http://schemas.openxmlformats.org/officeDocument/2006/relationships" xmlns:m="http://schemas.openxmlformats.org/officeDocument/2006/math" xmlns:v="urn:schemas-microsoft-com:vml" xmlns:wp14="http://schemas.microsoft.com/office/word/2010/wordprocessingDrawing" xmlns:wp="http://schemas.openxmlformats.org/drawingml/2006/wordprocessingDrawing" xmlns:w10="urn:schemas-microsoft-com:office:word" xmlns:w="http://schemas.openxmlformats.org/wordprocessingml/2006/main" xmlns:w14="http://schemas.microsoft.com/office/word/2010/wordml" xmlns:w15="http://schemas.microsoft.com/office/word/2012/wordml" xmlns:w16cex="http://schemas.microsoft.com/office/word/2018/wordml/cex" xmlns:w16cid="http://schemas.microsoft.com/office/word/2016/wordml/cid" xmlns:w16="http://schemas.microsoft.com/office/word/2018/wordml" xmlns:w16du="http://schemas.microsoft.com/office/word/2023/wordml/word16du" xmlns:w16sdtdh="http://schemas.microsoft.com/office/word/2020/wordml/sdtdatahash" xmlns:w16se="http://schemas.microsoft.com/office/word/2015/wordml/symex" xmlns:wpg="http://schemas.microsoft.com/office/word/2010/wordprocessingGroup" xmlns:wpi="http://schemas.microsoft.com/office/word/2010/wordprocessingInk" xmlns:wne="http://schemas.microsoft.com/office/word/2006/wordml" xmlns:wps="http://schemas.microsoft.com/office/word/2010/wordprocessingShape" mc:Ignorable="w14 w15 w16se w16cid w16 w16cex w16sdtdh w16du wp14">
+<w:document xmlns:wpc="http://schemas.microsoft.com/office/word/2010/wordprocessingCanvas" xmlns:cx="http://schemas.microsoft.com/office/drawing/2014/chartex" xmlns:cx1="http://schemas.microsoft.com/office/drawing/2015/9/8/chartex" xmlns:cx2="http://schemas.microsoft.com/office/drawing/2015/10/21/chartex" xmlns:cx3="http://schemas.microsoft.com/office/drawing/2016/5/9/chartex" xmlns:cx4="http://schemas.microsoft.com/office/drawing/2016/5/10/chartex" xmlns:cx5="http://schemas.microsoft.com/office/drawing/2016/5/11/chartex" xmlns:cx6="http://schemas.microsoft.com/office/drawing/2016/5/12/chartex" xmlns:cx7="http://schemas.microsoft.com/office/drawing/2016/5/13/chartex" xmlns:cx8="http://schemas.microsoft.com/office/drawing/2016/5/14/chartex" xmlns:mc="http://schemas.openxmlformats.org/markup-compatibility/2006" xmlns:aink="http://schemas.microsoft.com/office/drawing/2016/ink" xmlns:am3d="http://schemas.microsoft.com/office/drawing/2017/model3d" xmlns:o="urn:schemas-microsoft-com:office:office" xmlns:oel="http://schemas.microsoft.com/office/2019/extlst" xmlns:r="http://schemas.openxmlformats.org/officeDocument/2006/relationships" xmlns:m="http://schemas.openxmlformats.org/officeDocument/2006/math" xmlns:v="urn:schemas-microsoft-com:vml" xmlns:wp14="http://schemas.microsoft.com/office/word/2010/wordprocessingDrawing" xmlns:wp="http://schemas.openxmlformats.org/drawingml/2006/wordprocessingDrawing" xmlns:w10="urn:schemas-microsoft-com:office:word" xmlns:w="http://schemas.openxmlformats.org/wordprocessingml/2006/main" xmlns:w14="http://schemas.microsoft.com/office/word/2010/wordml" xmlns:w15="http://schemas.microsoft.com/office/word/2012/wordml" xmlns:w16cex="http://schemas.microsoft.com/office/word/2018/wordml/cex" xmlns:w16cid="http://schemas.microsoft.com/office/word/2016/wordml/cid" xmlns:w16="http://schemas.microsoft.com/office/word/2018/wordml" xmlns:w16du="http://schemas.microsoft.com/office/word/2023/wordml/word16du" xmlns:w16sdtdh="http://schemas.microsoft.com/office/word/2020/wordml/sdtdatahash" xmlns:w16sdtfl="http://schemas.microsoft.com/office/word/2024/wordml/sdtformatlock" xmlns:w16se="http://schemas.microsoft.com/office/word/2015/wordml/symex" xmlns:wpg="http://schemas.microsoft.com/office/word/2010/wordprocessingGroup" xmlns:wpi="http://schemas.microsoft.com/office/word/2010/wordprocessingInk" xmlns:wne="http://schemas.microsoft.com/office/word/2006/wordml" xmlns:wps="http://schemas.microsoft.com/office/word/2010/wordprocessingShape" mc:Ignorable="w14 w15 w16se w16cid w16 w16cex w16sdtdh w16sdtfl w16du wp14">
   <w:body>
     <w:p>
       <w:pPr>
@@ -1003,6 +1003,7 @@
         <w:ind w:left="284"/>
         <w:rPr>
           <w:noProof/>
+          <w:lang w:val="en-US"/>
         </w:rPr>
       </w:pPr>
       <w:r>
@@ -2858,85 +2859,77 @@
       </w:r>
     </w:p>
     <w:p>
-      <w:pPr>
+      <w:r>
+        <w:t>Также стоит упомянуть платформу «</w:t>
+      </w:r>
+      <w:proofErr w:type="spellStart"/>
+      <w:r>
+        <w:t>Codewars</w:t>
+      </w:r>
+      <w:proofErr w:type="spellEnd"/>
+      <w:r>
+        <w:t>»</w:t>
+      </w:r>
+      <w:r>
+        <w:t xml:space="preserve"> </w:t>
+      </w:r>
+      <w:r>
+        <w:t>[4]</w:t>
+      </w:r>
+      <w:r>
+        <w:t>, которая предлагает задачи для программистов всех уровней, позволяя участникам повышать свои навыки посредством обучения через решение задач, созданных сообществом. Подобно «</w:t>
+      </w:r>
+      <w:proofErr w:type="spellStart"/>
+      <w:r>
+        <w:t>Leet</w:t>
+      </w:r>
+      <w:proofErr w:type="spellEnd"/>
+      <w:r>
         <w:rPr>
           <w:lang w:val="en-US"/>
         </w:rPr>
-      </w:pPr>
-      <w:r>
-        <w:t>Также стоит упомянуть платформу «</w:t>
+        <w:t>C</w:t>
       </w:r>
       <w:proofErr w:type="spellStart"/>
       <w:r>
+        <w:t>ode</w:t>
+      </w:r>
+      <w:proofErr w:type="spellEnd"/>
+      <w:r>
+        <w:t>», «</w:t>
+      </w:r>
+      <w:proofErr w:type="spellStart"/>
+      <w:r>
         <w:t>Codewars</w:t>
       </w:r>
       <w:proofErr w:type="spellEnd"/>
       <w:r>
-        <w:t>»</w:t>
+        <w:t>» поддерживает различные языки программирования и позволяет пользователям сравнивать свои решения с решениями других участников, что способствует улучшению своих навыков. Более того, «</w:t>
+      </w:r>
+      <w:proofErr w:type="spellStart"/>
+      <w:r>
+        <w:t>Codewars</w:t>
+      </w:r>
+      <w:proofErr w:type="spellEnd"/>
+      <w:r>
+        <w:t>» предоставляет возможность создавать свои собственные задачи, что привлекает более опытных программистов и дает возможность сообществу активно участвовать в создании новых задач для платформы.</w:t>
       </w:r>
       <w:r>
         <w:t xml:space="preserve"> </w:t>
       </w:r>
-      <w:r>
-        <w:t>[4]</w:t>
-      </w:r>
-      <w:r>
-        <w:t>, которая предлагает задачи для программистов всех уровней, позволяя участникам повышать свои навыки посредством обучения через решение задач, созданных сообществом. Подобно «</w:t>
+    </w:p>
+    <w:p>
+      <w:bookmarkStart w:id="7" w:name="_Hlk186990618"/>
+      <w:r>
+        <w:t>«</w:t>
       </w:r>
       <w:proofErr w:type="spellStart"/>
       <w:r>
-        <w:t>Leet</w:t>
+        <w:t>HackerRank</w:t>
       </w:r>
       <w:proofErr w:type="spellEnd"/>
       <w:r>
-        <w:rPr>
-          <w:lang w:val="en-US"/>
-        </w:rPr>
-        <w:t>C</w:t>
-      </w:r>
-      <w:proofErr w:type="spellStart"/>
-      <w:r>
-        <w:t>ode</w:t>
-      </w:r>
-      <w:proofErr w:type="spellEnd"/>
-      <w:r>
-        <w:t>», «</w:t>
-      </w:r>
-      <w:proofErr w:type="spellStart"/>
-      <w:r>
-        <w:t>Codewars</w:t>
-      </w:r>
-      <w:proofErr w:type="spellEnd"/>
-      <w:r>
-        <w:t>» поддерживает различные языки программирования и позволяет пользователям сравнивать свои решения с решениями других участников, что способствует улучшению своих навыков. Более того, «</w:t>
-      </w:r>
-      <w:proofErr w:type="spellStart"/>
-      <w:r>
-        <w:t>Codewars</w:t>
-      </w:r>
-      <w:proofErr w:type="spellEnd"/>
-      <w:r>
-        <w:t>» предоставляет возможность создавать свои собственные задачи, что привлекает более опытных программистов и дает возможность сообществу активно участвовать в создании новых задач для платформы.</w:t>
-      </w:r>
-      <w:r>
-        <w:t xml:space="preserve"> </w:t>
-      </w:r>
-    </w:p>
-    <w:p>
-      <w:bookmarkStart w:id="7" w:name="_Hlk186990618"/>
-      <w:r>
-        <w:t>«</w:t>
-      </w:r>
-      <w:proofErr w:type="spellStart"/>
-      <w:r>
-        <w:t>HackerRank</w:t>
-      </w:r>
-      <w:proofErr w:type="spellEnd"/>
-      <w:r>
-        <w:t>» фокусируется на задачах для практики навыков программирования и технических собеседований. Платформа ориентирована как на индивидуальных пользователей, так и на компании, предоставляя инструменты для тестирования навыков кандидатов. Поддерживаются задачи на множество языков программирования, а также есть возможность участия в соревнованиях. Встроенные редакторы и тестовые среды позволяют эффективно решать задачи и оттачивать навыки.</w:t>
-      </w:r>
-      <w:r>
-        <w:t xml:space="preserve"> </w:t>
+        <w:t xml:space="preserve">» фокусируется на задачах для практики навыков программирования и технических собеседований. Платформа ориентирована как на индивидуальных пользователей, так и на компании, предоставляя инструменты для тестирования навыков кандидатов. Поддерживаются задачи на множество языков программирования, а также есть возможность участия в соревнованиях. Встроенные редакторы и тестовые среды позволяют эффективно решать задачи и оттачивать навыки. </w:t>
       </w:r>
     </w:p>
     <w:bookmarkEnd w:id="7"/>
@@ -3010,7 +3003,6 @@
         <w:pStyle w:val="afb"/>
         <w:rPr>
           <w:rFonts w:eastAsia="Calibri"/>
-          <w:lang w:val="en-US"/>
         </w:rPr>
       </w:pPr>
       <w:r>
@@ -3207,7 +3199,6 @@
         <w:pStyle w:val="afb"/>
         <w:rPr>
           <w:rFonts w:eastAsia="Calibri"/>
-          <w:lang w:val="en-US"/>
         </w:rPr>
       </w:pPr>
       <w:r>
@@ -3245,7 +3236,6 @@
       <w:pPr>
         <w:rPr>
           <w:rFonts w:eastAsia="Calibri"/>
-          <w:lang w:val="en-US"/>
         </w:rPr>
       </w:pPr>
     </w:p>
@@ -3253,7 +3243,6 @@
       <w:pPr>
         <w:rPr>
           <w:rFonts w:eastAsia="Calibri"/>
-          <w:lang w:val="en-US"/>
         </w:rPr>
       </w:pPr>
       <w:bookmarkStart w:id="8" w:name="_Hlk186990690"/>
@@ -3354,16 +3343,12 @@
         <w:pStyle w:val="afb"/>
         <w:rPr>
           <w:rFonts w:eastAsia="Calibri"/>
-          <w:lang w:val="en-US"/>
         </w:rPr>
       </w:pPr>
       <w:r>
         <w:t>Рисунок 1.</w:t>
       </w:r>
       <w:r>
-        <w:rPr>
-          <w:lang w:val="en-US"/>
-        </w:rPr>
         <w:t>4</w:t>
       </w:r>
       <w:r>
@@ -6894,13 +6879,8 @@
       <w:r>
         <w:t xml:space="preserve"> Проектирование </w:t>
       </w:r>
-      <w:proofErr w:type="spellStart"/>
-      <w:r>
-        <w:t>микросервисной</w:t>
-      </w:r>
-      <w:proofErr w:type="spellEnd"/>
-      <w:r>
-        <w:t xml:space="preserve"> </w:t>
+      <w:r>
+        <w:t xml:space="preserve">микросервисной </w:t>
       </w:r>
       <w:bookmarkEnd w:id="46"/>
       <w:r>
@@ -6910,37 +6890,13 @@
     </w:p>
     <w:p>
       <w:r>
-        <w:t xml:space="preserve">Для разрабатываемого средства была выбрана </w:t>
-      </w:r>
-      <w:proofErr w:type="spellStart"/>
-      <w:r>
-        <w:t>микросервисная</w:t>
-      </w:r>
-      <w:proofErr w:type="spellEnd"/>
-      <w:r>
-        <w:t xml:space="preserve"> архитектура, позволяющая проектировать небольшие, малосвязанные модули-</w:t>
-      </w:r>
-      <w:proofErr w:type="spellStart"/>
-      <w:r>
-        <w:t>микросервисы</w:t>
-      </w:r>
-      <w:proofErr w:type="spellEnd"/>
-      <w:r>
-        <w:t xml:space="preserve">. </w:t>
+        <w:t xml:space="preserve">Для разрабатываемого средства была выбрана микросервисная архитектура, позволяющая проектировать небольшие, малосвязанные модули-микросервисы. </w:t>
       </w:r>
     </w:p>
     <w:p>
       <w:r>
         <w:lastRenderedPageBreak/>
-        <w:t xml:space="preserve">Решено разделить приложение на три связанных между собой </w:t>
-      </w:r>
-      <w:proofErr w:type="spellStart"/>
-      <w:r>
-        <w:t>микросервиса</w:t>
-      </w:r>
-      <w:proofErr w:type="spellEnd"/>
-      <w:r>
-        <w:t xml:space="preserve">: </w:t>
+        <w:t xml:space="preserve">Решено разделить приложение на три связанных между собой микросервиса: </w:t>
       </w:r>
       <w:r>
         <w:t>веб-сервер, «</w:t>
@@ -6988,15 +6944,7 @@
         <w:t xml:space="preserve"> онлайн-платформы</w:t>
       </w:r>
       <w:r>
-        <w:t xml:space="preserve">, включающая названные </w:t>
-      </w:r>
-      <w:proofErr w:type="spellStart"/>
-      <w:r>
-        <w:t>микросервисы</w:t>
-      </w:r>
-      <w:proofErr w:type="spellEnd"/>
-      <w:r>
-        <w:t xml:space="preserve">, очередь сообщений, реляционную базу данных и клиентское приложение. </w:t>
+        <w:t xml:space="preserve">, включающая названные микросервисы, очередь сообщений, реляционную базу данных и клиентское приложение. </w:t>
       </w:r>
     </w:p>
     <w:p>
@@ -7244,15 +7192,7 @@
       </w:r>
       <w:proofErr w:type="spellEnd"/>
       <w:r>
-        <w:t xml:space="preserve"> позволяет разделить темы на разные </w:t>
-      </w:r>
-      <w:proofErr w:type="spellStart"/>
-      <w:r>
-        <w:t>партиции</w:t>
-      </w:r>
-      <w:proofErr w:type="spellEnd"/>
-      <w:r>
-        <w:t xml:space="preserve">, что обеспечивает параллельную обработку и распределение нагрузки. Для платформы, где важна масштабируемость и быстродействие, это значимое преимущество. Более того, </w:t>
+        <w:t xml:space="preserve"> позволяет разделить темы на разные партиции, что обеспечивает параллельную обработку и распределение нагрузки. Для платформы, где важна масштабируемость и быстродействие, это значимое преимущество. Более того, </w:t>
       </w:r>
       <w:r>
         <w:rPr>
@@ -7587,13 +7527,8 @@
       </w:r>
     </w:p>
     <w:p>
-      <w:proofErr w:type="spellStart"/>
-      <w:r>
-        <w:t>Микросервис</w:t>
-      </w:r>
-      <w:proofErr w:type="spellEnd"/>
-      <w:r>
-        <w:t xml:space="preserve"> «</w:t>
+      <w:r>
+        <w:t>Микросервис «</w:t>
       </w:r>
       <w:proofErr w:type="spellStart"/>
       <w:r>
@@ -8135,18 +8070,10 @@
     </w:p>
     <w:p>
       <w:r>
-        <w:t xml:space="preserve">Спроектированы </w:t>
-      </w:r>
-      <w:proofErr w:type="spellStart"/>
-      <w:r>
-        <w:t>микросервис</w:t>
-      </w:r>
-      <w:r>
-        <w:t>ы</w:t>
-      </w:r>
-      <w:proofErr w:type="spellEnd"/>
-      <w:r>
-        <w:t>:</w:t>
+        <w:t>Спроектированы микросервис</w:t>
+      </w:r>
+      <w:r>
+        <w:t>ы:</w:t>
       </w:r>
       <w:r>
         <w:t xml:space="preserve"> </w:t>
@@ -8240,29 +8167,43 @@
     </w:p>
     <w:p>
       <w:r>
-        <w:t xml:space="preserve">На </w:t>
+        <w:t xml:space="preserve">На фронтенде используется язык программирования </w:t>
       </w:r>
       <w:proofErr w:type="spellStart"/>
       <w:r>
-        <w:t>фронтенде</w:t>
+        <w:t>TypeScript</w:t>
       </w:r>
       <w:proofErr w:type="spellEnd"/>
       <w:r>
-        <w:t xml:space="preserve"> используется язык программирования </w:t>
+        <w:t xml:space="preserve"> </w:t>
+      </w:r>
+      <w:r>
+        <w:t>[9]</w:t>
+      </w:r>
+      <w:r>
+        <w:t xml:space="preserve"> с библиотекой </w:t>
       </w:r>
       <w:proofErr w:type="spellStart"/>
       <w:r>
+        <w:t>React</w:t>
+      </w:r>
+      <w:proofErr w:type="spellEnd"/>
+      <w:r>
+        <w:t xml:space="preserve"> </w:t>
+      </w:r>
+      <w:r>
+        <w:t>[10]</w:t>
+      </w:r>
+      <w:r>
+        <w:t xml:space="preserve">. </w:t>
+      </w:r>
+      <w:proofErr w:type="spellStart"/>
+      <w:r>
         <w:t>TypeScript</w:t>
       </w:r>
       <w:proofErr w:type="spellEnd"/>
       <w:r>
-        <w:t xml:space="preserve"> </w:t>
-      </w:r>
-      <w:r>
-        <w:t>[9]</w:t>
-      </w:r>
-      <w:r>
-        <w:t xml:space="preserve"> с библиотекой </w:t>
+        <w:t xml:space="preserve"> — это язык программирования, который представляет собой надстройку над JavaScript, добавляющую статическую типизацию и другие возможности, что делает код более надежным и понятным. </w:t>
       </w:r>
       <w:proofErr w:type="spellStart"/>
       <w:r>
@@ -8270,37 +8211,7 @@
       </w:r>
       <w:proofErr w:type="spellEnd"/>
       <w:r>
-        <w:t xml:space="preserve"> </w:t>
-      </w:r>
-      <w:r>
-        <w:t>[10]</w:t>
-      </w:r>
-      <w:r>
-        <w:t xml:space="preserve">. </w:t>
-      </w:r>
-      <w:proofErr w:type="spellStart"/>
-      <w:r>
-        <w:t>TypeScript</w:t>
-      </w:r>
-      <w:proofErr w:type="spellEnd"/>
-      <w:r>
-        <w:t xml:space="preserve"> — это язык программирования, который представляет собой надстройку над JavaScript, добавляющую статическую типизацию и другие возможности, что делает код более надежным и понятным. </w:t>
-      </w:r>
-      <w:proofErr w:type="spellStart"/>
-      <w:r>
-        <w:t>React</w:t>
-      </w:r>
-      <w:proofErr w:type="spellEnd"/>
-      <w:r>
-        <w:t xml:space="preserve"> — это библиотека JavaScript для создания пользовательских интерфейсов, которая позволяет строить масштабируемые и </w:t>
-      </w:r>
-      <w:proofErr w:type="spellStart"/>
-      <w:r>
-        <w:t>переиспользуемые</w:t>
-      </w:r>
-      <w:proofErr w:type="spellEnd"/>
-      <w:r>
-        <w:t xml:space="preserve"> компоненты интерфейса.</w:t>
+        <w:t xml:space="preserve"> — это библиотека JavaScript для создания пользовательских интерфейсов, которая позволяет строить масштабируемые и переиспользуемые компоненты интерфейса.</w:t>
       </w:r>
     </w:p>
     <w:p>
@@ -9587,6 +9498,11 @@
       </w:r>
     </w:p>
     <w:p>
+      <w:pPr>
+        <w:rPr>
+          <w:lang w:val="en-US"/>
+        </w:rPr>
+      </w:pPr>
       <w:r>
         <w:t>Модуль t</w:t>
       </w:r>
@@ -11282,23 +11198,7 @@
           <w:rFonts w:eastAsiaTheme="minorHAnsi"/>
           <w:lang w:eastAsia="en-US"/>
         </w:rPr>
-        <w:t xml:space="preserve"> файлы YAML обеспечивает надежность и </w:t>
-      </w:r>
-      <w:proofErr w:type="spellStart"/>
-      <w:r>
-        <w:rPr>
-          <w:rFonts w:eastAsiaTheme="minorHAnsi"/>
-          <w:lang w:eastAsia="en-US"/>
-        </w:rPr>
-        <w:t>консистентность</w:t>
-      </w:r>
-      <w:proofErr w:type="spellEnd"/>
-      <w:r>
-        <w:rPr>
-          <w:rFonts w:eastAsiaTheme="minorHAnsi"/>
-          <w:lang w:eastAsia="en-US"/>
-        </w:rPr>
-        <w:t xml:space="preserve"> данных, сохраненных в YAML формате. JSON </w:t>
+        <w:t xml:space="preserve"> файлы YAML обеспечивает надежность и консистентность данных, сохраненных в YAML формате. JSON </w:t>
       </w:r>
       <w:proofErr w:type="spellStart"/>
       <w:r>
@@ -11875,15 +11775,7 @@
         <w:t>UI</w:t>
       </w:r>
       <w:r>
-        <w:t xml:space="preserve"> компонентов, которые можно </w:t>
-      </w:r>
-      <w:proofErr w:type="spellStart"/>
-      <w:r>
-        <w:t>переиспользовать</w:t>
-      </w:r>
-      <w:proofErr w:type="spellEnd"/>
-      <w:r>
-        <w:t xml:space="preserve">. </w:t>
+        <w:t xml:space="preserve"> компонентов, которые можно переиспользовать. </w:t>
       </w:r>
     </w:p>
     <w:p>
@@ -12834,15 +12726,7 @@
         <w:t>]</w:t>
       </w:r>
       <w:r>
-        <w:t xml:space="preserve">, который запускает процесс загрузки данных параллельно с </w:t>
-      </w:r>
-      <w:proofErr w:type="spellStart"/>
-      <w:r>
-        <w:t>подгрузкой</w:t>
-      </w:r>
-      <w:proofErr w:type="spellEnd"/>
-      <w:r>
-        <w:t xml:space="preserve"> самой страницы. Это позволяет оптимизировать время загрузки и улучшить пользовательский опыт.</w:t>
+        <w:t>, который запускает процесс загрузки данных параллельно с подгрузкой самой страницы. Это позволяет оптимизировать время загрузки и улучшить пользовательский опыт.</w:t>
       </w:r>
     </w:p>
     <w:p>
@@ -14231,21 +14115,7 @@
         <w:rPr>
           <w:rFonts w:eastAsia="Calibri"/>
         </w:rPr>
-        <w:t xml:space="preserve">, отображается </w:t>
-      </w:r>
-      <w:proofErr w:type="spellStart"/>
-      <w:r>
-        <w:rPr>
-          <w:rFonts w:eastAsia="Calibri"/>
-        </w:rPr>
-        <w:t>спиннер</w:t>
-      </w:r>
-      <w:proofErr w:type="spellEnd"/>
-      <w:r>
-        <w:rPr>
-          <w:rFonts w:eastAsia="Calibri"/>
-        </w:rPr>
-        <w:t xml:space="preserve"> загрузки. Перезагружать страницу самостоятельно не требуется. Результаты автоматически отобразятся на страницу без полной перезагрузки. Дождавшись завершения тестирования, можно увидеть</w:t>
+        <w:t>, отображается спиннер загрузки. Перезагружать страницу самостоятельно не требуется. Результаты автоматически отобразятся на страницу без полной перезагрузки. Дождавшись завершения тестирования, можно увидеть</w:t>
       </w:r>
       <w:r>
         <w:rPr>
@@ -19540,7 +19410,6 @@
         <w:tc>
           <w:tcPr>
             <w:tcW w:w="709" w:type="dxa"/>
-            <w:shd w:val="clear" w:color="auto" w:fill="auto"/>
           </w:tcPr>
           <w:p>
             <w:pPr>
@@ -19567,7 +19436,6 @@
         <w:tc>
           <w:tcPr>
             <w:tcW w:w="1843" w:type="dxa"/>
-            <w:shd w:val="clear" w:color="auto" w:fill="auto"/>
           </w:tcPr>
           <w:p>
             <w:pPr>
@@ -28080,21 +27948,7 @@
         <w:rPr>
           <w:color w:val="000000" w:themeColor="text1"/>
         </w:rPr>
-        <w:t xml:space="preserve">Выполнено проектирование структуры данных и </w:t>
-      </w:r>
-      <w:proofErr w:type="spellStart"/>
-      <w:r>
-        <w:rPr>
-          <w:color w:val="000000" w:themeColor="text1"/>
-        </w:rPr>
-        <w:t>микросервисной</w:t>
-      </w:r>
-      <w:proofErr w:type="spellEnd"/>
-      <w:r>
-        <w:rPr>
-          <w:color w:val="000000" w:themeColor="text1"/>
-        </w:rPr>
-        <w:t xml:space="preserve"> архитектуры платформы. </w:t>
+        <w:t xml:space="preserve">Выполнено проектирование структуры данных и микросервисной архитектуры платформы. </w:t>
       </w:r>
     </w:p>
     <w:p>
@@ -28202,7 +28056,6 @@
       </w:pPr>
       <w:bookmarkStart w:id="120" w:name="_Toc168832089"/>
       <w:r>
-        <w:lastRenderedPageBreak/>
         <w:t>Перечень использованных информационных ресурсов</w:t>
       </w:r>
       <w:bookmarkEnd w:id="120"/>
@@ -28634,7 +28487,6 @@
       </w:pPr>
       <w:proofErr w:type="spellStart"/>
       <w:r>
-        <w:lastRenderedPageBreak/>
         <w:t>IntelliJ</w:t>
       </w:r>
       <w:proofErr w:type="spellEnd"/>
@@ -29010,7 +28862,6 @@
         <w:ind w:left="0" w:firstLine="851"/>
       </w:pPr>
       <w:r>
-        <w:lastRenderedPageBreak/>
         <w:t xml:space="preserve">Веб хранилище </w:t>
       </w:r>
       <w:r>
@@ -29368,7 +29219,6 @@
         <w:ind w:left="0" w:firstLine="851"/>
       </w:pPr>
       <w:r>
-        <w:lastRenderedPageBreak/>
         <w:t xml:space="preserve">Библиотека редактора кода </w:t>
       </w:r>
       <w:proofErr w:type="spellStart"/>
@@ -29664,7 +29514,6 @@
       </w:pPr>
       <w:bookmarkStart w:id="124" w:name="_Toc168832090"/>
       <w:r>
-        <w:lastRenderedPageBreak/>
         <w:t>Приложение А Техническое задание</w:t>
       </w:r>
       <w:bookmarkEnd w:id="124"/>
@@ -32312,9 +32161,14 @@
       </w:r>
       <w:proofErr w:type="gramEnd"/>
       <w:r>
-        <w:t>.boot.SpringApplication</w:t>
+        <w:t>.</w:t>
+      </w:r>
+      <w:proofErr w:type="gramStart"/>
+      <w:r>
+        <w:t>boot.SpringApplication</w:t>
       </w:r>
       <w:proofErr w:type="spellEnd"/>
+      <w:proofErr w:type="gramEnd"/>
       <w:r>
         <w:t>;</w:t>
       </w:r>
@@ -32333,7 +32187,15 @@
       </w:r>
       <w:proofErr w:type="gramEnd"/>
       <w:r>
-        <w:t>.boot.autoconfigure.SpringBootApplication</w:t>
+        <w:t>.</w:t>
+      </w:r>
+      <w:proofErr w:type="gramStart"/>
+      <w:r>
+        <w:t>boot.autoconfigure</w:t>
+      </w:r>
+      <w:proofErr w:type="gramEnd"/>
+      <w:r>
+        <w:t>.SpringBootApplication</w:t>
       </w:r>
       <w:proofErr w:type="spellEnd"/>
       <w:r>
@@ -32354,7 +32216,15 @@
       </w:r>
       <w:proofErr w:type="gramEnd"/>
       <w:r>
-        <w:t>.kafka.annotation.EnableKafka</w:t>
+        <w:t>.</w:t>
+      </w:r>
+      <w:proofErr w:type="gramStart"/>
+      <w:r>
+        <w:t>kafka.annotation</w:t>
+      </w:r>
+      <w:proofErr w:type="gramEnd"/>
+      <w:r>
+        <w:t>.EnableKafka</w:t>
       </w:r>
       <w:proofErr w:type="spellEnd"/>
       <w:r>
@@ -32379,21 +32249,28 @@
       </w:r>
       <w:proofErr w:type="gramEnd"/>
       <w:r>
-        <w:t>scanBasePackages = {"</w:t>
+        <w:t xml:space="preserve">scanBasePackages </w:t>
+      </w:r>
+      <w:proofErr w:type="gramStart"/>
+      <w:r>
+        <w:t>= {"</w:t>
       </w:r>
       <w:proofErr w:type="spellStart"/>
       <w:r>
         <w:t>org.danil</w:t>
       </w:r>
       <w:proofErr w:type="spellEnd"/>
+      <w:proofErr w:type="gramEnd"/>
       <w:r>
         <w:t>", "</w:t>
       </w:r>
       <w:proofErr w:type="spellStart"/>
+      <w:proofErr w:type="gramStart"/>
       <w:r>
         <w:t>net.danil</w:t>
       </w:r>
       <w:proofErr w:type="spellEnd"/>
+      <w:proofErr w:type="gramEnd"/>
       <w:r>
         <w:t>"})</w:t>
       </w:r>
@@ -32437,34 +32314,36 @@
       </w:r>
       <w:proofErr w:type="gramStart"/>
       <w:r>
-        <w:t>main(</w:t>
+        <w:t>main(String[</w:t>
       </w:r>
       <w:proofErr w:type="gramEnd"/>
       <w:r>
-        <w:t xml:space="preserve">String[] </w:t>
-      </w:r>
-      <w:proofErr w:type="spellStart"/>
-      <w:r>
-        <w:t>args</w:t>
-      </w:r>
-      <w:proofErr w:type="spellEnd"/>
-      <w:r>
-        <w:t>) {</w:t>
-      </w:r>
-    </w:p>
-    <w:p>
-      <w:pPr>
-        <w:pStyle w:val="aff6"/>
-      </w:pPr>
-      <w:r>
-        <w:tab/>
-      </w:r>
-      <w:r>
-        <w:tab/>
+        <w:t xml:space="preserve">] </w:t>
       </w:r>
       <w:proofErr w:type="spellStart"/>
       <w:proofErr w:type="gramStart"/>
       <w:r>
+        <w:t>args</w:t>
+      </w:r>
+      <w:proofErr w:type="spellEnd"/>
+      <w:r>
+        <w:t>) {</w:t>
+      </w:r>
+      <w:proofErr w:type="gramEnd"/>
+    </w:p>
+    <w:p>
+      <w:pPr>
+        <w:pStyle w:val="aff6"/>
+      </w:pPr>
+      <w:r>
+        <w:tab/>
+      </w:r>
+      <w:r>
+        <w:tab/>
+      </w:r>
+      <w:proofErr w:type="spellStart"/>
+      <w:proofErr w:type="gramStart"/>
+      <w:r>
         <w:t>SpringApplication.run</w:t>
       </w:r>
       <w:proofErr w:type="spellEnd"/>
@@ -32587,9 +32466,14 @@
       </w:r>
       <w:proofErr w:type="gramEnd"/>
       <w:r>
-        <w:t>.model.SolutionResult</w:t>
+        <w:t>.</w:t>
+      </w:r>
+      <w:proofErr w:type="gramStart"/>
+      <w:r>
+        <w:t>model.SolutionResult</w:t>
       </w:r>
       <w:proofErr w:type="spellEnd"/>
+      <w:proofErr w:type="gramEnd"/>
       <w:r>
         <w:t>;</w:t>
       </w:r>
@@ -32608,9 +32492,14 @@
       </w:r>
       <w:proofErr w:type="gramEnd"/>
       <w:r>
-        <w:t>.repository.SolutionRepository</w:t>
+        <w:t>.</w:t>
+      </w:r>
+      <w:proofErr w:type="gramStart"/>
+      <w:r>
+        <w:t>repository.SolutionRepository</w:t>
       </w:r>
       <w:proofErr w:type="spellEnd"/>
+      <w:proofErr w:type="gramEnd"/>
       <w:r>
         <w:t>;</w:t>
       </w:r>
@@ -32629,9 +32518,14 @@
       </w:r>
       <w:proofErr w:type="gramEnd"/>
       <w:r>
-        <w:t>.repository.SolutionResultRepository</w:t>
+        <w:t>.</w:t>
+      </w:r>
+      <w:proofErr w:type="gramStart"/>
+      <w:r>
+        <w:t>repository.SolutionResultRepository</w:t>
       </w:r>
       <w:proofErr w:type="spellEnd"/>
+      <w:proofErr w:type="gramEnd"/>
       <w:r>
         <w:t>;</w:t>
       </w:r>
@@ -32682,7 +32576,15 @@
       </w:r>
       <w:proofErr w:type="gramEnd"/>
       <w:r>
-        <w:t>.kafka.annotation.KafkaListener</w:t>
+        <w:t>.</w:t>
+      </w:r>
+      <w:proofErr w:type="gramStart"/>
+      <w:r>
+        <w:t>kafka.annotation</w:t>
+      </w:r>
+      <w:proofErr w:type="gramEnd"/>
+      <w:r>
+        <w:t>.KafkaListener</w:t>
       </w:r>
       <w:proofErr w:type="spellEnd"/>
       <w:r>
@@ -32703,7 +32605,15 @@
       </w:r>
       <w:proofErr w:type="gramEnd"/>
       <w:r>
-        <w:t>.kafka.support.KafkaHeaders</w:t>
+        <w:t>.</w:t>
+      </w:r>
+      <w:proofErr w:type="gramStart"/>
+      <w:r>
+        <w:t>kafka.support</w:t>
+      </w:r>
+      <w:proofErr w:type="gramEnd"/>
+      <w:r>
+        <w:t>.KafkaHeaders</w:t>
       </w:r>
       <w:proofErr w:type="spellEnd"/>
       <w:r>
@@ -32724,9 +32634,14 @@
       </w:r>
       <w:proofErr w:type="gramEnd"/>
       <w:r>
-        <w:t>.messaging.Message</w:t>
+        <w:t>.</w:t>
+      </w:r>
+      <w:proofErr w:type="gramStart"/>
+      <w:r>
+        <w:t>messaging.Message</w:t>
       </w:r>
       <w:proofErr w:type="spellEnd"/>
+      <w:proofErr w:type="gramEnd"/>
       <w:r>
         <w:t>;</w:t>
       </w:r>
@@ -32745,9 +32660,22 @@
       </w:r>
       <w:proofErr w:type="gramEnd"/>
       <w:r>
-        <w:t>.messaging.handler.annotation.Header</w:t>
+        <w:t>.</w:t>
+      </w:r>
+      <w:proofErr w:type="gramStart"/>
+      <w:r>
+        <w:t>messaging.handler</w:t>
+      </w:r>
+      <w:proofErr w:type="gramEnd"/>
+      <w:r>
+        <w:t>.</w:t>
+      </w:r>
+      <w:proofErr w:type="gramStart"/>
+      <w:r>
+        <w:t>annotation.Header</w:t>
       </w:r>
       <w:proofErr w:type="spellEnd"/>
+      <w:proofErr w:type="gramEnd"/>
       <w:r>
         <w:t>;</w:t>
       </w:r>
@@ -32766,9 +32694,22 @@
       </w:r>
       <w:proofErr w:type="gramEnd"/>
       <w:r>
-        <w:t>.messaging.handler.annotation.Payload</w:t>
+        <w:t>.</w:t>
+      </w:r>
+      <w:proofErr w:type="gramStart"/>
+      <w:r>
+        <w:t>messaging.handler</w:t>
+      </w:r>
+      <w:proofErr w:type="gramEnd"/>
+      <w:r>
+        <w:t>.</w:t>
+      </w:r>
+      <w:proofErr w:type="gramStart"/>
+      <w:r>
+        <w:t>annotation.Payload</w:t>
       </w:r>
       <w:proofErr w:type="spellEnd"/>
+      <w:proofErr w:type="gramEnd"/>
       <w:r>
         <w:t>;</w:t>
       </w:r>
@@ -32787,7 +32728,15 @@
       </w:r>
       <w:proofErr w:type="gramEnd"/>
       <w:r>
-        <w:t>.messaging.support.GenericMessage</w:t>
+        <w:t>.</w:t>
+      </w:r>
+      <w:proofErr w:type="gramStart"/>
+      <w:r>
+        <w:t>messaging.support</w:t>
+      </w:r>
+      <w:proofErr w:type="gramEnd"/>
+      <w:r>
+        <w:t>.GenericMessage</w:t>
       </w:r>
       <w:proofErr w:type="spellEnd"/>
       <w:r>
@@ -32808,9 +32757,14 @@
       </w:r>
       <w:proofErr w:type="gramEnd"/>
       <w:r>
-        <w:t>.stereotype.Service</w:t>
+        <w:t>.</w:t>
+      </w:r>
+      <w:proofErr w:type="gramStart"/>
+      <w:r>
+        <w:t>stereotype.Service</w:t>
       </w:r>
       <w:proofErr w:type="spellEnd"/>
+      <w:proofErr w:type="gramEnd"/>
       <w:r>
         <w:t>;</w:t>
       </w:r>
@@ -32829,9 +32783,14 @@
       </w:r>
       <w:proofErr w:type="gramEnd"/>
       <w:r>
-        <w:t>.publisher.Mono</w:t>
+        <w:t>.</w:t>
+      </w:r>
+      <w:proofErr w:type="gramStart"/>
+      <w:r>
+        <w:t>publisher.Mono</w:t>
       </w:r>
       <w:proofErr w:type="spellEnd"/>
+      <w:proofErr w:type="gramEnd"/>
       <w:r>
         <w:t>;</w:t>
       </w:r>
@@ -32850,9 +32809,14 @@
       </w:r>
       <w:proofErr w:type="gramEnd"/>
       <w:r>
-        <w:t>.publisher.MonoSink</w:t>
+        <w:t>.</w:t>
+      </w:r>
+      <w:proofErr w:type="gramStart"/>
+      <w:r>
+        <w:t>publisher.MonoSink</w:t>
       </w:r>
       <w:proofErr w:type="spellEnd"/>
+      <w:proofErr w:type="gramEnd"/>
       <w:r>
         <w:t>;</w:t>
       </w:r>
@@ -32876,9 +32840,14 @@
       </w:r>
       <w:proofErr w:type="gramEnd"/>
       <w:r>
-        <w:t>.concurrent.ConcurrentHashMap</w:t>
+        <w:t>.</w:t>
+      </w:r>
+      <w:proofErr w:type="gramStart"/>
+      <w:r>
+        <w:t>concurrent.ConcurrentHashMap</w:t>
       </w:r>
       <w:proofErr w:type="spellEnd"/>
+      <w:proofErr w:type="gramEnd"/>
       <w:r>
         <w:t>;</w:t>
       </w:r>
@@ -33131,12 +33100,17 @@
         <w:t xml:space="preserve"> </w:t>
       </w:r>
       <w:proofErr w:type="spellStart"/>
+      <w:proofErr w:type="gramStart"/>
       <w:r>
         <w:t>testResult</w:t>
       </w:r>
       <w:proofErr w:type="spellEnd"/>
       <w:r>
-        <w:t xml:space="preserve">, @Header(value = </w:t>
+        <w:t>, @Header(</w:t>
+      </w:r>
+      <w:proofErr w:type="gramEnd"/>
+      <w:r>
+        <w:t xml:space="preserve">value = </w:t>
       </w:r>
       <w:proofErr w:type="spellStart"/>
       <w:r>
@@ -33145,42 +33119,44 @@
       <w:proofErr w:type="spellEnd"/>
       <w:r>
         <w:t xml:space="preserve">, required = false) String </w:t>
-      </w:r>
-      <w:proofErr w:type="spellStart"/>
-      <w:r>
-        <w:t>messageId</w:t>
-      </w:r>
-      <w:proofErr w:type="spellEnd"/>
-      <w:r>
-        <w:t>) {</w:t>
-      </w:r>
-    </w:p>
-    <w:p>
-      <w:pPr>
-        <w:pStyle w:val="aff6"/>
-      </w:pPr>
-      <w:r>
-        <w:t xml:space="preserve">        if (</w:t>
-      </w:r>
-      <w:proofErr w:type="spellStart"/>
-      <w:r>
-        <w:t>messageId</w:t>
-      </w:r>
-      <w:proofErr w:type="spellEnd"/>
-      <w:r>
-        <w:t xml:space="preserve"> == null) {</w:t>
-      </w:r>
-    </w:p>
-    <w:p>
-      <w:pPr>
-        <w:pStyle w:val="aff6"/>
-      </w:pPr>
-      <w:r>
-        <w:t xml:space="preserve">            </w:t>
       </w:r>
       <w:proofErr w:type="spellStart"/>
       <w:proofErr w:type="gramStart"/>
       <w:r>
+        <w:t>messageId</w:t>
+      </w:r>
+      <w:proofErr w:type="spellEnd"/>
+      <w:r>
+        <w:t>) {</w:t>
+      </w:r>
+      <w:proofErr w:type="gramEnd"/>
+    </w:p>
+    <w:p>
+      <w:pPr>
+        <w:pStyle w:val="aff6"/>
+      </w:pPr>
+      <w:r>
+        <w:t xml:space="preserve">        if (</w:t>
+      </w:r>
+      <w:proofErr w:type="spellStart"/>
+      <w:r>
+        <w:t>messageId</w:t>
+      </w:r>
+      <w:proofErr w:type="spellEnd"/>
+      <w:r>
+        <w:t xml:space="preserve"> == null) {</w:t>
+      </w:r>
+    </w:p>
+    <w:p>
+      <w:pPr>
+        <w:pStyle w:val="aff6"/>
+      </w:pPr>
+      <w:r>
+        <w:t xml:space="preserve">            </w:t>
+      </w:r>
+      <w:proofErr w:type="spellStart"/>
+      <w:proofErr w:type="gramStart"/>
+      <w:r>
         <w:t>logger.error</w:t>
       </w:r>
       <w:proofErr w:type="spellEnd"/>
@@ -33221,12 +33197,25 @@
         <w:t xml:space="preserve">"received result </w:t>
       </w:r>
       <w:proofErr w:type="spellStart"/>
+      <w:proofErr w:type="gramStart"/>
       <w:r>
         <w:t>forId</w:t>
       </w:r>
       <w:proofErr w:type="spellEnd"/>
       <w:r>
-        <w:t xml:space="preserve">({}): {}", </w:t>
+        <w:t>(</w:t>
+      </w:r>
+      <w:proofErr w:type="gramEnd"/>
+      <w:r>
+        <w:t>{}</w:t>
+      </w:r>
+      <w:proofErr w:type="gramStart"/>
+      <w:r>
+        <w:t>): {}</w:t>
+      </w:r>
+      <w:proofErr w:type="gramEnd"/>
+      <w:r>
+        <w:t xml:space="preserve">", </w:t>
       </w:r>
       <w:proofErr w:type="spellStart"/>
       <w:r>
@@ -33444,10 +33433,12 @@
         <w:t xml:space="preserve">), </w:t>
       </w:r>
       <w:proofErr w:type="spellStart"/>
+      <w:proofErr w:type="gramStart"/>
       <w:r>
         <w:t>verdict.solved</w:t>
       </w:r>
       <w:proofErr w:type="spellEnd"/>
+      <w:proofErr w:type="gramEnd"/>
       <w:r>
         <w:t>(), solution);</w:t>
       </w:r>
@@ -33559,6 +33550,7 @@
         <w:t xml:space="preserve">(new </w:t>
       </w:r>
       <w:proofErr w:type="spellStart"/>
+      <w:proofErr w:type="gramStart"/>
       <w:r>
         <w:t>RuntimeException</w:t>
       </w:r>
@@ -33567,6 +33559,7 @@
         <w:t>(</w:t>
       </w:r>
       <w:proofErr w:type="spellStart"/>
+      <w:proofErr w:type="gramEnd"/>
       <w:r>
         <w:t>testResult.toString</w:t>
       </w:r>
@@ -33609,8 +33602,13 @@
       </w:r>
       <w:proofErr w:type="gramEnd"/>
       <w:r>
-        <w:t>String id) {</w:t>
-      </w:r>
+        <w:t xml:space="preserve">String </w:t>
+      </w:r>
+      <w:proofErr w:type="gramStart"/>
+      <w:r>
+        <w:t>id) {</w:t>
+      </w:r>
+      <w:proofErr w:type="gramEnd"/>
     </w:p>
     <w:p>
       <w:pPr>
@@ -33733,9 +33731,14 @@
       </w:r>
       <w:proofErr w:type="gramEnd"/>
       <w:r>
-        <w:t>.model.Solution</w:t>
+        <w:t>.</w:t>
+      </w:r>
+      <w:proofErr w:type="gramStart"/>
+      <w:r>
+        <w:t>model.Solution</w:t>
       </w:r>
       <w:proofErr w:type="spellEnd"/>
+      <w:proofErr w:type="gramEnd"/>
       <w:r>
         <w:t>;</w:t>
       </w:r>
@@ -33754,9 +33757,14 @@
       </w:r>
       <w:proofErr w:type="gramEnd"/>
       <w:r>
-        <w:t>.repository.SolutionRepository</w:t>
+        <w:t>.</w:t>
+      </w:r>
+      <w:proofErr w:type="gramStart"/>
+      <w:r>
+        <w:t>repository.SolutionRepository</w:t>
       </w:r>
       <w:proofErr w:type="spellEnd"/>
+      <w:proofErr w:type="gramEnd"/>
       <w:r>
         <w:t>;</w:t>
       </w:r>
@@ -33800,9 +33808,14 @@
       </w:r>
       <w:proofErr w:type="gramEnd"/>
       <w:r>
-        <w:t>.model.Language</w:t>
+        <w:t>.</w:t>
+      </w:r>
+      <w:proofErr w:type="gramStart"/>
+      <w:r>
+        <w:t>model.Language</w:t>
       </w:r>
       <w:proofErr w:type="spellEnd"/>
+      <w:proofErr w:type="gramEnd"/>
       <w:r>
         <w:t>;</w:t>
       </w:r>
@@ -33820,7 +33833,23 @@
       </w:r>
       <w:proofErr w:type="gramEnd"/>
       <w:r>
-        <w:t>.kafka.core.reactive.ReactiveKafkaProducerTemplate;</w:t>
+        <w:t>.</w:t>
+      </w:r>
+      <w:proofErr w:type="gramStart"/>
+      <w:r>
+        <w:t>kafka.core</w:t>
+      </w:r>
+      <w:proofErr w:type="gramEnd"/>
+      <w:r>
+        <w:t>.</w:t>
+      </w:r>
+      <w:proofErr w:type="gramStart"/>
+      <w:r>
+        <w:t>reactive.ReactiveKafkaProducerTemplate</w:t>
+      </w:r>
+      <w:proofErr w:type="gramEnd"/>
+      <w:r>
+        <w:t>;</w:t>
       </w:r>
     </w:p>
     <w:p>
@@ -33837,9 +33866,14 @@
       </w:r>
       <w:proofErr w:type="gramEnd"/>
       <w:r>
-        <w:t>.stereotype.Service</w:t>
+        <w:t>.</w:t>
+      </w:r>
+      <w:proofErr w:type="gramStart"/>
+      <w:r>
+        <w:t>stereotype.Service</w:t>
       </w:r>
       <w:proofErr w:type="spellEnd"/>
+      <w:proofErr w:type="gramEnd"/>
       <w:r>
         <w:t>;</w:t>
       </w:r>
@@ -33858,9 +33892,14 @@
       </w:r>
       <w:proofErr w:type="gramEnd"/>
       <w:r>
-        <w:t>.publisher.Mono</w:t>
+        <w:t>.</w:t>
+      </w:r>
+      <w:proofErr w:type="gramStart"/>
+      <w:r>
+        <w:t>publisher.Mono</w:t>
       </w:r>
       <w:proofErr w:type="spellEnd"/>
+      <w:proofErr w:type="gramEnd"/>
       <w:r>
         <w:t>;</w:t>
       </w:r>
@@ -34119,6 +34158,7 @@
         <w:t xml:space="preserve">(), new </w:t>
       </w:r>
       <w:proofErr w:type="spellStart"/>
+      <w:proofErr w:type="gramStart"/>
       <w:r>
         <w:t>TestMessage</w:t>
       </w:r>
@@ -34126,6 +34166,7 @@
       <w:r>
         <w:t>(</w:t>
       </w:r>
+      <w:proofErr w:type="gramEnd"/>
     </w:p>
     <w:p>
       <w:pPr>
@@ -34153,98 +34194,102 @@
         <w:t xml:space="preserve">(), </w:t>
       </w:r>
       <w:proofErr w:type="spellStart"/>
+      <w:proofErr w:type="gramStart"/>
       <w:r>
         <w:t>solution.getProblemSlug</w:t>
       </w:r>
       <w:proofErr w:type="spellEnd"/>
+      <w:proofErr w:type="gramEnd"/>
       <w:r>
         <w:t xml:space="preserve">(), </w:t>
-      </w:r>
-      <w:proofErr w:type="spellStart"/>
-      <w:r>
-        <w:t>solution.getLanguage</w:t>
-      </w:r>
-      <w:proofErr w:type="spellEnd"/>
-      <w:r>
-        <w:t>()</w:t>
-      </w:r>
-    </w:p>
-    <w:p>
-      <w:pPr>
-        <w:pStyle w:val="aff6"/>
-      </w:pPr>
-      <w:r>
-        <w:t xml:space="preserve">        )</w:t>
-      </w:r>
-      <w:proofErr w:type="gramStart"/>
-      <w:r>
-        <w:t>).map</w:t>
-      </w:r>
-      <w:proofErr w:type="gramEnd"/>
-      <w:r>
-        <w:t xml:space="preserve">(m -&gt; </w:t>
-      </w:r>
-      <w:proofErr w:type="spellStart"/>
-      <w:r>
-        <w:t>solutionId</w:t>
-      </w:r>
-      <w:proofErr w:type="spellEnd"/>
-      <w:r>
-        <w:t>);</w:t>
-      </w:r>
-    </w:p>
-    <w:p>
-      <w:pPr>
-        <w:pStyle w:val="aff6"/>
-      </w:pPr>
-      <w:r>
-        <w:t xml:space="preserve">    }</w:t>
-      </w:r>
-    </w:p>
-    <w:p>
-      <w:pPr>
-        <w:pStyle w:val="aff6"/>
-      </w:pPr>
-      <w:r>
-        <w:t>}</w:t>
-      </w:r>
-    </w:p>
-    <w:p>
-      <w:pPr>
-        <w:pStyle w:val="aff6"/>
-      </w:pPr>
-      <w:r>
-        <w:t xml:space="preserve">package </w:t>
       </w:r>
       <w:proofErr w:type="spellStart"/>
       <w:proofErr w:type="gramStart"/>
       <w:r>
-        <w:t>net.danil.web.problem</w:t>
-      </w:r>
+        <w:t>solution.getLanguage</w:t>
+      </w:r>
+      <w:proofErr w:type="spellEnd"/>
       <w:proofErr w:type="gramEnd"/>
       <w:r>
-        <w:t>.service</w:t>
+        <w:t>()</w:t>
+      </w:r>
+    </w:p>
+    <w:p>
+      <w:pPr>
+        <w:pStyle w:val="aff6"/>
+      </w:pPr>
+      <w:r>
+        <w:t xml:space="preserve">        )</w:t>
+      </w:r>
+      <w:proofErr w:type="gramStart"/>
+      <w:r>
+        <w:t>).map</w:t>
+      </w:r>
+      <w:proofErr w:type="gramEnd"/>
+      <w:r>
+        <w:t xml:space="preserve">(m -&gt; </w:t>
+      </w:r>
+      <w:proofErr w:type="spellStart"/>
+      <w:r>
+        <w:t>solutionId</w:t>
       </w:r>
       <w:proofErr w:type="spellEnd"/>
       <w:r>
-        <w:t>;</w:t>
+        <w:t>);</w:t>
       </w:r>
     </w:p>
     <w:p>
       <w:pPr>
         <w:pStyle w:val="aff6"/>
       </w:pPr>
+      <w:r>
+        <w:t xml:space="preserve">    }</w:t>
+      </w:r>
     </w:p>
     <w:p>
       <w:pPr>
         <w:pStyle w:val="aff6"/>
       </w:pPr>
       <w:r>
-        <w:t xml:space="preserve">import </w:t>
+        <w:t>}</w:t>
+      </w:r>
+    </w:p>
+    <w:p>
+      <w:pPr>
+        <w:pStyle w:val="aff6"/>
+      </w:pPr>
+      <w:r>
+        <w:t xml:space="preserve">package </w:t>
       </w:r>
       <w:proofErr w:type="spellStart"/>
       <w:proofErr w:type="gramStart"/>
       <w:r>
+        <w:t>net.danil.web.problem</w:t>
+      </w:r>
+      <w:proofErr w:type="gramEnd"/>
+      <w:r>
+        <w:t>.service</w:t>
+      </w:r>
+      <w:proofErr w:type="spellEnd"/>
+      <w:r>
+        <w:t>;</w:t>
+      </w:r>
+    </w:p>
+    <w:p>
+      <w:pPr>
+        <w:pStyle w:val="aff6"/>
+      </w:pPr>
+    </w:p>
+    <w:p>
+      <w:pPr>
+        <w:pStyle w:val="aff6"/>
+      </w:pPr>
+      <w:r>
+        <w:t xml:space="preserve">import </w:t>
+      </w:r>
+      <w:proofErr w:type="spellStart"/>
+      <w:proofErr w:type="gramStart"/>
+      <w:r>
         <w:t>net.danil.web.problem.dto.TestResult</w:t>
       </w:r>
       <w:proofErr w:type="spellEnd"/>
@@ -34267,9 +34312,14 @@
       </w:r>
       <w:proofErr w:type="gramEnd"/>
       <w:r>
-        <w:t>.stereotype.Service</w:t>
+        <w:t>.</w:t>
+      </w:r>
+      <w:proofErr w:type="gramStart"/>
+      <w:r>
+        <w:t>stereotype.Service</w:t>
       </w:r>
       <w:proofErr w:type="spellEnd"/>
+      <w:proofErr w:type="gramEnd"/>
       <w:r>
         <w:t>;</w:t>
       </w:r>
@@ -34321,8 +34371,13 @@
       </w:r>
       <w:proofErr w:type="spellEnd"/>
       <w:r>
-        <w:t xml:space="preserve"> solved) {</w:t>
-      </w:r>
+        <w:t xml:space="preserve"> </w:t>
+      </w:r>
+      <w:proofErr w:type="gramStart"/>
+      <w:r>
+        <w:t>solved) {</w:t>
+      </w:r>
+      <w:proofErr w:type="gramEnd"/>
     </w:p>
     <w:p>
       <w:pPr>
@@ -34358,6 +34413,7 @@
         <w:t xml:space="preserve"> </w:t>
       </w:r>
       <w:proofErr w:type="spellStart"/>
+      <w:proofErr w:type="gramStart"/>
       <w:r>
         <w:t>testResult</w:t>
       </w:r>
@@ -34365,6 +34421,7 @@
       <w:r>
         <w:t>) {</w:t>
       </w:r>
+      <w:proofErr w:type="gramEnd"/>
     </w:p>
     <w:p>
       <w:pPr>
@@ -34384,7 +34441,15 @@
       </w:r>
       <w:proofErr w:type="spellEnd"/>
       <w:r>
-        <w:t>() != 0)</w:t>
+        <w:t>(</w:t>
+      </w:r>
+      <w:proofErr w:type="gramStart"/>
+      <w:r>
+        <w:t>) !</w:t>
+      </w:r>
+      <w:proofErr w:type="gramEnd"/>
+      <w:r>
+        <w:t>= 0)</w:t>
       </w:r>
     </w:p>
     <w:p>
@@ -34413,7 +34478,15 @@
       </w:r>
       <w:proofErr w:type="spellEnd"/>
       <w:r>
-        <w:t xml:space="preserve">() != 0 || </w:t>
+        <w:t>(</w:t>
+      </w:r>
+      <w:proofErr w:type="gramStart"/>
+      <w:r>
+        <w:t>) !</w:t>
+      </w:r>
+      <w:proofErr w:type="gramEnd"/>
+      <w:r>
+        <w:t xml:space="preserve">= 0 || </w:t>
       </w:r>
       <w:proofErr w:type="spellStart"/>
       <w:r>
@@ -34421,7 +34494,15 @@
       </w:r>
       <w:proofErr w:type="spellEnd"/>
       <w:r>
-        <w:t>() != 0)</w:t>
+        <w:t>(</w:t>
+      </w:r>
+      <w:proofErr w:type="gramStart"/>
+      <w:r>
+        <w:t>) !</w:t>
+      </w:r>
+      <w:proofErr w:type="gramEnd"/>
+      <w:r>
+        <w:t>= 0)</w:t>
       </w:r>
     </w:p>
     <w:p>
@@ -34543,7 +34624,6 @@
           <w:tcPr>
             <w:tcW w:w="2721" w:type="dxa"/>
             <w:gridSpan w:val="2"/>
-            <w:shd w:val="clear" w:color="auto" w:fill="auto"/>
           </w:tcPr>
           <w:p>
             <w:pPr>
@@ -34575,7 +34655,6 @@
         <w:tc>
           <w:tcPr>
             <w:tcW w:w="1782" w:type="dxa"/>
-            <w:shd w:val="clear" w:color="auto" w:fill="auto"/>
           </w:tcPr>
           <w:p>
             <w:pPr>
@@ -34634,7 +34713,6 @@
           <w:tcPr>
             <w:tcW w:w="2721" w:type="dxa"/>
             <w:gridSpan w:val="2"/>
-            <w:shd w:val="clear" w:color="auto" w:fill="auto"/>
           </w:tcPr>
           <w:p>
             <w:pPr>
@@ -34665,7 +34743,6 @@
         <w:tc>
           <w:tcPr>
             <w:tcW w:w="1782" w:type="dxa"/>
-            <w:shd w:val="clear" w:color="auto" w:fill="auto"/>
           </w:tcPr>
           <w:p>
             <w:pPr>
@@ -34702,7 +34779,6 @@
           <w:tcPr>
             <w:tcW w:w="2721" w:type="dxa"/>
             <w:gridSpan w:val="2"/>
-            <w:shd w:val="clear" w:color="auto" w:fill="auto"/>
           </w:tcPr>
           <w:p>
             <w:pPr>
@@ -34736,7 +34812,6 @@
         <w:tc>
           <w:tcPr>
             <w:tcW w:w="1782" w:type="dxa"/>
-            <w:shd w:val="clear" w:color="auto" w:fill="auto"/>
           </w:tcPr>
           <w:p>
             <w:pPr>
@@ -34761,7 +34836,6 @@
         <w:tc>
           <w:tcPr>
             <w:tcW w:w="1668" w:type="dxa"/>
-            <w:shd w:val="clear" w:color="auto" w:fill="auto"/>
           </w:tcPr>
           <w:p>
             <w:pPr>
@@ -34794,7 +34868,6 @@
           <w:tcPr>
             <w:tcW w:w="2835" w:type="dxa"/>
             <w:gridSpan w:val="2"/>
-            <w:shd w:val="clear" w:color="auto" w:fill="auto"/>
           </w:tcPr>
           <w:p>
             <w:pPr>
@@ -37803,7 +37876,7 @@
 </file>
 
 <file path=word/endnotes.xml><?xml version="1.0" encoding="utf-8"?>
-<w:endnotes xmlns:wpc="http://schemas.microsoft.com/office/word/2010/wordprocessingCanvas" xmlns:cx="http://schemas.microsoft.com/office/drawing/2014/chartex" xmlns:cx1="http://schemas.microsoft.com/office/drawing/2015/9/8/chartex" xmlns:cx2="http://schemas.microsoft.com/office/drawing/2015/10/21/chartex" xmlns:cx3="http://schemas.microsoft.com/office/drawing/2016/5/9/chartex" xmlns:cx4="http://schemas.microsoft.com/office/drawing/2016/5/10/chartex" xmlns:cx5="http://schemas.microsoft.com/office/drawing/2016/5/11/chartex" xmlns:cx6="http://schemas.microsoft.com/office/drawing/2016/5/12/chartex" xmlns:cx7="http://schemas.microsoft.com/office/drawing/2016/5/13/chartex" xmlns:cx8="http://schemas.microsoft.com/office/drawing/2016/5/14/chartex" xmlns:mc="http://schemas.openxmlformats.org/markup-compatibility/2006" xmlns:aink="http://schemas.microsoft.com/office/drawing/2016/ink" xmlns:am3d="http://schemas.microsoft.com/office/drawing/2017/model3d" xmlns:o="urn:schemas-microsoft-com:office:office" xmlns:oel="http://schemas.microsoft.com/office/2019/extlst" xmlns:r="http://schemas.openxmlformats.org/officeDocument/2006/relationships" xmlns:m="http://schemas.openxmlformats.org/officeDocument/2006/math" xmlns:v="urn:schemas-microsoft-com:vml" xmlns:wp14="http://schemas.microsoft.com/office/word/2010/wordprocessingDrawing" xmlns:wp="http://schemas.openxmlformats.org/drawingml/2006/wordprocessingDrawing" xmlns:w10="urn:schemas-microsoft-com:office:word" xmlns:w="http://schemas.openxmlformats.org/wordprocessingml/2006/main" xmlns:w14="http://schemas.microsoft.com/office/word/2010/wordml" xmlns:w15="http://schemas.microsoft.com/office/word/2012/wordml" xmlns:w16cex="http://schemas.microsoft.com/office/word/2018/wordml/cex" xmlns:w16cid="http://schemas.microsoft.com/office/word/2016/wordml/cid" xmlns:w16="http://schemas.microsoft.com/office/word/2018/wordml" xmlns:w16du="http://schemas.microsoft.com/office/word/2023/wordml/word16du" xmlns:w16sdtdh="http://schemas.microsoft.com/office/word/2020/wordml/sdtdatahash" xmlns:w16se="http://schemas.microsoft.com/office/word/2015/wordml/symex" xmlns:wpg="http://schemas.microsoft.com/office/word/2010/wordprocessingGroup" xmlns:wpi="http://schemas.microsoft.com/office/word/2010/wordprocessingInk" xmlns:wne="http://schemas.microsoft.com/office/word/2006/wordml" xmlns:wps="http://schemas.microsoft.com/office/word/2010/wordprocessingShape" mc:Ignorable="w14 w15 w16se w16cid w16 w16cex w16sdtdh w16du wp14">
+<w:endnotes xmlns:wpc="http://schemas.microsoft.com/office/word/2010/wordprocessingCanvas" xmlns:cx="http://schemas.microsoft.com/office/drawing/2014/chartex" xmlns:cx1="http://schemas.microsoft.com/office/drawing/2015/9/8/chartex" xmlns:cx2="http://schemas.microsoft.com/office/drawing/2015/10/21/chartex" xmlns:cx3="http://schemas.microsoft.com/office/drawing/2016/5/9/chartex" xmlns:cx4="http://schemas.microsoft.com/office/drawing/2016/5/10/chartex" xmlns:cx5="http://schemas.microsoft.com/office/drawing/2016/5/11/chartex" xmlns:cx6="http://schemas.microsoft.com/office/drawing/2016/5/12/chartex" xmlns:cx7="http://schemas.microsoft.com/office/drawing/2016/5/13/chartex" xmlns:cx8="http://schemas.microsoft.com/office/drawing/2016/5/14/chartex" xmlns:mc="http://schemas.openxmlformats.org/markup-compatibility/2006" xmlns:aink="http://schemas.microsoft.com/office/drawing/2016/ink" xmlns:am3d="http://schemas.microsoft.com/office/drawing/2017/model3d" xmlns:o="urn:schemas-microsoft-com:office:office" xmlns:oel="http://schemas.microsoft.com/office/2019/extlst" xmlns:r="http://schemas.openxmlformats.org/officeDocument/2006/relationships" xmlns:m="http://schemas.openxmlformats.org/officeDocument/2006/math" xmlns:v="urn:schemas-microsoft-com:vml" xmlns:wp14="http://schemas.microsoft.com/office/word/2010/wordprocessingDrawing" xmlns:wp="http://schemas.openxmlformats.org/drawingml/2006/wordprocessingDrawing" xmlns:w10="urn:schemas-microsoft-com:office:word" xmlns:w="http://schemas.openxmlformats.org/wordprocessingml/2006/main" xmlns:w14="http://schemas.microsoft.com/office/word/2010/wordml" xmlns:w15="http://schemas.microsoft.com/office/word/2012/wordml" xmlns:w16cex="http://schemas.microsoft.com/office/word/2018/wordml/cex" xmlns:w16cid="http://schemas.microsoft.com/office/word/2016/wordml/cid" xmlns:w16="http://schemas.microsoft.com/office/word/2018/wordml" xmlns:w16du="http://schemas.microsoft.com/office/word/2023/wordml/word16du" xmlns:w16sdtdh="http://schemas.microsoft.com/office/word/2020/wordml/sdtdatahash" xmlns:w16sdtfl="http://schemas.microsoft.com/office/word/2024/wordml/sdtformatlock" xmlns:w16se="http://schemas.microsoft.com/office/word/2015/wordml/symex" xmlns:wpg="http://schemas.microsoft.com/office/word/2010/wordprocessingGroup" xmlns:wpi="http://schemas.microsoft.com/office/word/2010/wordprocessingInk" xmlns:wne="http://schemas.microsoft.com/office/word/2006/wordml" xmlns:wps="http://schemas.microsoft.com/office/word/2010/wordprocessingShape" mc:Ignorable="w14 w15 w16se w16cid w16 w16cex w16sdtdh w16sdtfl w16du wp14">
   <w:endnote w:type="separator" w:id="-1">
     <w:p>
       <w:r>
@@ -37822,7 +37895,7 @@
 </file>
 
 <file path=word/footer1.xml><?xml version="1.0" encoding="utf-8"?>
-<w:ftr xmlns:wpc="http://schemas.microsoft.com/office/word/2010/wordprocessingCanvas" xmlns:cx="http://schemas.microsoft.com/office/drawing/2014/chartex" xmlns:cx1="http://schemas.microsoft.com/office/drawing/2015/9/8/chartex" xmlns:cx2="http://schemas.microsoft.com/office/drawing/2015/10/21/chartex" xmlns:cx3="http://schemas.microsoft.com/office/drawing/2016/5/9/chartex" xmlns:cx4="http://schemas.microsoft.com/office/drawing/2016/5/10/chartex" xmlns:cx5="http://schemas.microsoft.com/office/drawing/2016/5/11/chartex" xmlns:cx6="http://schemas.microsoft.com/office/drawing/2016/5/12/chartex" xmlns:cx7="http://schemas.microsoft.com/office/drawing/2016/5/13/chartex" xmlns:cx8="http://schemas.microsoft.com/office/drawing/2016/5/14/chartex" xmlns:mc="http://schemas.openxmlformats.org/markup-compatibility/2006" xmlns:aink="http://schemas.microsoft.com/office/drawing/2016/ink" xmlns:am3d="http://schemas.microsoft.com/office/drawing/2017/model3d" xmlns:o="urn:schemas-microsoft-com:office:office" xmlns:oel="http://schemas.microsoft.com/office/2019/extlst" xmlns:r="http://schemas.openxmlformats.org/officeDocument/2006/relationships" xmlns:m="http://schemas.openxmlformats.org/officeDocument/2006/math" xmlns:v="urn:schemas-microsoft-com:vml" xmlns:wp14="http://schemas.microsoft.com/office/word/2010/wordprocessingDrawing" xmlns:wp="http://schemas.openxmlformats.org/drawingml/2006/wordprocessingDrawing" xmlns:w10="urn:schemas-microsoft-com:office:word" xmlns:w="http://schemas.openxmlformats.org/wordprocessingml/2006/main" xmlns:w14="http://schemas.microsoft.com/office/word/2010/wordml" xmlns:w15="http://schemas.microsoft.com/office/word/2012/wordml" xmlns:w16cex="http://schemas.microsoft.com/office/word/2018/wordml/cex" xmlns:w16cid="http://schemas.microsoft.com/office/word/2016/wordml/cid" xmlns:w16="http://schemas.microsoft.com/office/word/2018/wordml" xmlns:w16du="http://schemas.microsoft.com/office/word/2023/wordml/word16du" xmlns:w16sdtdh="http://schemas.microsoft.com/office/word/2020/wordml/sdtdatahash" xmlns:w16se="http://schemas.microsoft.com/office/word/2015/wordml/symex" xmlns:wpg="http://schemas.microsoft.com/office/word/2010/wordprocessingGroup" xmlns:wpi="http://schemas.microsoft.com/office/word/2010/wordprocessingInk" xmlns:wne="http://schemas.microsoft.com/office/word/2006/wordml" xmlns:wps="http://schemas.microsoft.com/office/word/2010/wordprocessingShape" mc:Ignorable="w14 w15 w16se w16cid w16 w16cex w16sdtdh w16du wp14">
+<w:ftr xmlns:wpc="http://schemas.microsoft.com/office/word/2010/wordprocessingCanvas" xmlns:cx="http://schemas.microsoft.com/office/drawing/2014/chartex" xmlns:cx1="http://schemas.microsoft.com/office/drawing/2015/9/8/chartex" xmlns:cx2="http://schemas.microsoft.com/office/drawing/2015/10/21/chartex" xmlns:cx3="http://schemas.microsoft.com/office/drawing/2016/5/9/chartex" xmlns:cx4="http://schemas.microsoft.com/office/drawing/2016/5/10/chartex" xmlns:cx5="http://schemas.microsoft.com/office/drawing/2016/5/11/chartex" xmlns:cx6="http://schemas.microsoft.com/office/drawing/2016/5/12/chartex" xmlns:cx7="http://schemas.microsoft.com/office/drawing/2016/5/13/chartex" xmlns:cx8="http://schemas.microsoft.com/office/drawing/2016/5/14/chartex" xmlns:mc="http://schemas.openxmlformats.org/markup-compatibility/2006" xmlns:aink="http://schemas.microsoft.com/office/drawing/2016/ink" xmlns:am3d="http://schemas.microsoft.com/office/drawing/2017/model3d" xmlns:o="urn:schemas-microsoft-com:office:office" xmlns:oel="http://schemas.microsoft.com/office/2019/extlst" xmlns:r="http://schemas.openxmlformats.org/officeDocument/2006/relationships" xmlns:m="http://schemas.openxmlformats.org/officeDocument/2006/math" xmlns:v="urn:schemas-microsoft-com:vml" xmlns:wp14="http://schemas.microsoft.com/office/word/2010/wordprocessingDrawing" xmlns:wp="http://schemas.openxmlformats.org/drawingml/2006/wordprocessingDrawing" xmlns:w10="urn:schemas-microsoft-com:office:word" xmlns:w="http://schemas.openxmlformats.org/wordprocessingml/2006/main" xmlns:w14="http://schemas.microsoft.com/office/word/2010/wordml" xmlns:w15="http://schemas.microsoft.com/office/word/2012/wordml" xmlns:w16cex="http://schemas.microsoft.com/office/word/2018/wordml/cex" xmlns:w16cid="http://schemas.microsoft.com/office/word/2016/wordml/cid" xmlns:w16="http://schemas.microsoft.com/office/word/2018/wordml" xmlns:w16du="http://schemas.microsoft.com/office/word/2023/wordml/word16du" xmlns:w16sdtdh="http://schemas.microsoft.com/office/word/2020/wordml/sdtdatahash" xmlns:w16sdtfl="http://schemas.microsoft.com/office/word/2024/wordml/sdtformatlock" xmlns:w16se="http://schemas.microsoft.com/office/word/2015/wordml/symex" xmlns:wpg="http://schemas.microsoft.com/office/word/2010/wordprocessingGroup" xmlns:wpi="http://schemas.microsoft.com/office/word/2010/wordprocessingInk" xmlns:wne="http://schemas.microsoft.com/office/word/2006/wordml" xmlns:wps="http://schemas.microsoft.com/office/word/2010/wordprocessingShape" mc:Ignorable="w14 w15 w16se w16cid w16 w16cex w16sdtdh w16sdtfl w16du wp14">
   <w:p>
     <w:pPr>
       <w:pStyle w:val="a4"/>
@@ -39244,7 +39317,7 @@
 </file>
 
 <file path=word/footer2.xml><?xml version="1.0" encoding="utf-8"?>
-<w:ftr xmlns:wpc="http://schemas.microsoft.com/office/word/2010/wordprocessingCanvas" xmlns:cx="http://schemas.microsoft.com/office/drawing/2014/chartex" xmlns:cx1="http://schemas.microsoft.com/office/drawing/2015/9/8/chartex" xmlns:cx2="http://schemas.microsoft.com/office/drawing/2015/10/21/chartex" xmlns:cx3="http://schemas.microsoft.com/office/drawing/2016/5/9/chartex" xmlns:cx4="http://schemas.microsoft.com/office/drawing/2016/5/10/chartex" xmlns:cx5="http://schemas.microsoft.com/office/drawing/2016/5/11/chartex" xmlns:cx6="http://schemas.microsoft.com/office/drawing/2016/5/12/chartex" xmlns:cx7="http://schemas.microsoft.com/office/drawing/2016/5/13/chartex" xmlns:cx8="http://schemas.microsoft.com/office/drawing/2016/5/14/chartex" xmlns:mc="http://schemas.openxmlformats.org/markup-compatibility/2006" xmlns:aink="http://schemas.microsoft.com/office/drawing/2016/ink" xmlns:am3d="http://schemas.microsoft.com/office/drawing/2017/model3d" xmlns:o="urn:schemas-microsoft-com:office:office" xmlns:oel="http://schemas.microsoft.com/office/2019/extlst" xmlns:r="http://schemas.openxmlformats.org/officeDocument/2006/relationships" xmlns:m="http://schemas.openxmlformats.org/officeDocument/2006/math" xmlns:v="urn:schemas-microsoft-com:vml" xmlns:wp14="http://schemas.microsoft.com/office/word/2010/wordprocessingDrawing" xmlns:wp="http://schemas.openxmlformats.org/drawingml/2006/wordprocessingDrawing" xmlns:w10="urn:schemas-microsoft-com:office:word" xmlns:w="http://schemas.openxmlformats.org/wordprocessingml/2006/main" xmlns:w14="http://schemas.microsoft.com/office/word/2010/wordml" xmlns:w15="http://schemas.microsoft.com/office/word/2012/wordml" xmlns:w16cex="http://schemas.microsoft.com/office/word/2018/wordml/cex" xmlns:w16cid="http://schemas.microsoft.com/office/word/2016/wordml/cid" xmlns:w16="http://schemas.microsoft.com/office/word/2018/wordml" xmlns:w16du="http://schemas.microsoft.com/office/word/2023/wordml/word16du" xmlns:w16sdtdh="http://schemas.microsoft.com/office/word/2020/wordml/sdtdatahash" xmlns:w16se="http://schemas.microsoft.com/office/word/2015/wordml/symex" xmlns:wpg="http://schemas.microsoft.com/office/word/2010/wordprocessingGroup" xmlns:wpi="http://schemas.microsoft.com/office/word/2010/wordprocessingInk" xmlns:wne="http://schemas.microsoft.com/office/word/2006/wordml" xmlns:wps="http://schemas.microsoft.com/office/word/2010/wordprocessingShape" mc:Ignorable="w14 w15 w16se w16cid w16 w16cex w16sdtdh w16du wp14">
+<w:ftr xmlns:wpc="http://schemas.microsoft.com/office/word/2010/wordprocessingCanvas" xmlns:cx="http://schemas.microsoft.com/office/drawing/2014/chartex" xmlns:cx1="http://schemas.microsoft.com/office/drawing/2015/9/8/chartex" xmlns:cx2="http://schemas.microsoft.com/office/drawing/2015/10/21/chartex" xmlns:cx3="http://schemas.microsoft.com/office/drawing/2016/5/9/chartex" xmlns:cx4="http://schemas.microsoft.com/office/drawing/2016/5/10/chartex" xmlns:cx5="http://schemas.microsoft.com/office/drawing/2016/5/11/chartex" xmlns:cx6="http://schemas.microsoft.com/office/drawing/2016/5/12/chartex" xmlns:cx7="http://schemas.microsoft.com/office/drawing/2016/5/13/chartex" xmlns:cx8="http://schemas.microsoft.com/office/drawing/2016/5/14/chartex" xmlns:mc="http://schemas.openxmlformats.org/markup-compatibility/2006" xmlns:aink="http://schemas.microsoft.com/office/drawing/2016/ink" xmlns:am3d="http://schemas.microsoft.com/office/drawing/2017/model3d" xmlns:o="urn:schemas-microsoft-com:office:office" xmlns:oel="http://schemas.microsoft.com/office/2019/extlst" xmlns:r="http://schemas.openxmlformats.org/officeDocument/2006/relationships" xmlns:m="http://schemas.openxmlformats.org/officeDocument/2006/math" xmlns:v="urn:schemas-microsoft-com:vml" xmlns:wp14="http://schemas.microsoft.com/office/word/2010/wordprocessingDrawing" xmlns:wp="http://schemas.openxmlformats.org/drawingml/2006/wordprocessingDrawing" xmlns:w10="urn:schemas-microsoft-com:office:word" xmlns:w="http://schemas.openxmlformats.org/wordprocessingml/2006/main" xmlns:w14="http://schemas.microsoft.com/office/word/2010/wordml" xmlns:w15="http://schemas.microsoft.com/office/word/2012/wordml" xmlns:w16cex="http://schemas.microsoft.com/office/word/2018/wordml/cex" xmlns:w16cid="http://schemas.microsoft.com/office/word/2016/wordml/cid" xmlns:w16="http://schemas.microsoft.com/office/word/2018/wordml" xmlns:w16du="http://schemas.microsoft.com/office/word/2023/wordml/word16du" xmlns:w16sdtdh="http://schemas.microsoft.com/office/word/2020/wordml/sdtdatahash" xmlns:w16sdtfl="http://schemas.microsoft.com/office/word/2024/wordml/sdtformatlock" xmlns:w16se="http://schemas.microsoft.com/office/word/2015/wordml/symex" xmlns:wpg="http://schemas.microsoft.com/office/word/2010/wordprocessingGroup" xmlns:wpi="http://schemas.microsoft.com/office/word/2010/wordprocessingInk" xmlns:wne="http://schemas.microsoft.com/office/word/2006/wordml" xmlns:wps="http://schemas.microsoft.com/office/word/2010/wordprocessingShape" mc:Ignorable="w14 w15 w16se w16cid w16 w16cex w16sdtdh w16sdtfl w16du wp14">
   <w:p>
     <w:pPr>
       <w:pStyle w:val="a6"/>
@@ -39260,7 +39333,7 @@
 </file>
 
 <file path=word/footnotes.xml><?xml version="1.0" encoding="utf-8"?>
-<w:footnotes xmlns:wpc="http://schemas.microsoft.com/office/word/2010/wordprocessingCanvas" xmlns:cx="http://schemas.microsoft.com/office/drawing/2014/chartex" xmlns:cx1="http://schemas.microsoft.com/office/drawing/2015/9/8/chartex" xmlns:cx2="http://schemas.microsoft.com/office/drawing/2015/10/21/chartex" xmlns:cx3="http://schemas.microsoft.com/office/drawing/2016/5/9/chartex" xmlns:cx4="http://schemas.microsoft.com/office/drawing/2016/5/10/chartex" xmlns:cx5="http://schemas.microsoft.com/office/drawing/2016/5/11/chartex" xmlns:cx6="http://schemas.microsoft.com/office/drawing/2016/5/12/chartex" xmlns:cx7="http://schemas.microsoft.com/office/drawing/2016/5/13/chartex" xmlns:cx8="http://schemas.microsoft.com/office/drawing/2016/5/14/chartex" xmlns:mc="http://schemas.openxmlformats.org/markup-compatibility/2006" xmlns:aink="http://schemas.microsoft.com/office/drawing/2016/ink" xmlns:am3d="http://schemas.microsoft.com/office/drawing/2017/model3d" xmlns:o="urn:schemas-microsoft-com:office:office" xmlns:oel="http://schemas.microsoft.com/office/2019/extlst" xmlns:r="http://schemas.openxmlformats.org/officeDocument/2006/relationships" xmlns:m="http://schemas.openxmlformats.org/officeDocument/2006/math" xmlns:v="urn:schemas-microsoft-com:vml" xmlns:wp14="http://schemas.microsoft.com/office/word/2010/wordprocessingDrawing" xmlns:wp="http://schemas.openxmlformats.org/drawingml/2006/wordprocessingDrawing" xmlns:w10="urn:schemas-microsoft-com:office:word" xmlns:w="http://schemas.openxmlformats.org/wordprocessingml/2006/main" xmlns:w14="http://schemas.microsoft.com/office/word/2010/wordml" xmlns:w15="http://schemas.microsoft.com/office/word/2012/wordml" xmlns:w16cex="http://schemas.microsoft.com/office/word/2018/wordml/cex" xmlns:w16cid="http://schemas.microsoft.com/office/word/2016/wordml/cid" xmlns:w16="http://schemas.microsoft.com/office/word/2018/wordml" xmlns:w16du="http://schemas.microsoft.com/office/word/2023/wordml/word16du" xmlns:w16sdtdh="http://schemas.microsoft.com/office/word/2020/wordml/sdtdatahash" xmlns:w16se="http://schemas.microsoft.com/office/word/2015/wordml/symex" xmlns:wpg="http://schemas.microsoft.com/office/word/2010/wordprocessingGroup" xmlns:wpi="http://schemas.microsoft.com/office/word/2010/wordprocessingInk" xmlns:wne="http://schemas.microsoft.com/office/word/2006/wordml" xmlns:wps="http://schemas.microsoft.com/office/word/2010/wordprocessingShape" mc:Ignorable="w14 w15 w16se w16cid w16 w16cex w16sdtdh w16du wp14">
+<w:footnotes xmlns:wpc="http://schemas.microsoft.com/office/word/2010/wordprocessingCanvas" xmlns:cx="http://schemas.microsoft.com/office/drawing/2014/chartex" xmlns:cx1="http://schemas.microsoft.com/office/drawing/2015/9/8/chartex" xmlns:cx2="http://schemas.microsoft.com/office/drawing/2015/10/21/chartex" xmlns:cx3="http://schemas.microsoft.com/office/drawing/2016/5/9/chartex" xmlns:cx4="http://schemas.microsoft.com/office/drawing/2016/5/10/chartex" xmlns:cx5="http://schemas.microsoft.com/office/drawing/2016/5/11/chartex" xmlns:cx6="http://schemas.microsoft.com/office/drawing/2016/5/12/chartex" xmlns:cx7="http://schemas.microsoft.com/office/drawing/2016/5/13/chartex" xmlns:cx8="http://schemas.microsoft.com/office/drawing/2016/5/14/chartex" xmlns:mc="http://schemas.openxmlformats.org/markup-compatibility/2006" xmlns:aink="http://schemas.microsoft.com/office/drawing/2016/ink" xmlns:am3d="http://schemas.microsoft.com/office/drawing/2017/model3d" xmlns:o="urn:schemas-microsoft-com:office:office" xmlns:oel="http://schemas.microsoft.com/office/2019/extlst" xmlns:r="http://schemas.openxmlformats.org/officeDocument/2006/relationships" xmlns:m="http://schemas.openxmlformats.org/officeDocument/2006/math" xmlns:v="urn:schemas-microsoft-com:vml" xmlns:wp14="http://schemas.microsoft.com/office/word/2010/wordprocessingDrawing" xmlns:wp="http://schemas.openxmlformats.org/drawingml/2006/wordprocessingDrawing" xmlns:w10="urn:schemas-microsoft-com:office:word" xmlns:w="http://schemas.openxmlformats.org/wordprocessingml/2006/main" xmlns:w14="http://schemas.microsoft.com/office/word/2010/wordml" xmlns:w15="http://schemas.microsoft.com/office/word/2012/wordml" xmlns:w16cex="http://schemas.microsoft.com/office/word/2018/wordml/cex" xmlns:w16cid="http://schemas.microsoft.com/office/word/2016/wordml/cid" xmlns:w16="http://schemas.microsoft.com/office/word/2018/wordml" xmlns:w16du="http://schemas.microsoft.com/office/word/2023/wordml/word16du" xmlns:w16sdtdh="http://schemas.microsoft.com/office/word/2020/wordml/sdtdatahash" xmlns:w16sdtfl="http://schemas.microsoft.com/office/word/2024/wordml/sdtformatlock" xmlns:w16se="http://schemas.microsoft.com/office/word/2015/wordml/symex" xmlns:wpg="http://schemas.microsoft.com/office/word/2010/wordprocessingGroup" xmlns:wpi="http://schemas.microsoft.com/office/word/2010/wordprocessingInk" xmlns:wne="http://schemas.microsoft.com/office/word/2006/wordml" xmlns:wps="http://schemas.microsoft.com/office/word/2010/wordprocessingShape" mc:Ignorable="w14 w15 w16se w16cid w16 w16cex w16sdtdh w16sdtfl w16du wp14">
   <w:footnote w:type="separator" w:id="-1">
     <w:p>
       <w:r>
@@ -39279,7 +39352,7 @@
 </file>
 
 <file path=word/header1.xml><?xml version="1.0" encoding="utf-8"?>
-<w:hdr xmlns:wpc="http://schemas.microsoft.com/office/word/2010/wordprocessingCanvas" xmlns:cx="http://schemas.microsoft.com/office/drawing/2014/chartex" xmlns:cx1="http://schemas.microsoft.com/office/drawing/2015/9/8/chartex" xmlns:cx2="http://schemas.microsoft.com/office/drawing/2015/10/21/chartex" xmlns:cx3="http://schemas.microsoft.com/office/drawing/2016/5/9/chartex" xmlns:cx4="http://schemas.microsoft.com/office/drawing/2016/5/10/chartex" xmlns:cx5="http://schemas.microsoft.com/office/drawing/2016/5/11/chartex" xmlns:cx6="http://schemas.microsoft.com/office/drawing/2016/5/12/chartex" xmlns:cx7="http://schemas.microsoft.com/office/drawing/2016/5/13/chartex" xmlns:cx8="http://schemas.microsoft.com/office/drawing/2016/5/14/chartex" xmlns:mc="http://schemas.openxmlformats.org/markup-compatibility/2006" xmlns:aink="http://schemas.microsoft.com/office/drawing/2016/ink" xmlns:am3d="http://schemas.microsoft.com/office/drawing/2017/model3d" xmlns:o="urn:schemas-microsoft-com:office:office" xmlns:oel="http://schemas.microsoft.com/office/2019/extlst" xmlns:r="http://schemas.openxmlformats.org/officeDocument/2006/relationships" xmlns:m="http://schemas.openxmlformats.org/officeDocument/2006/math" xmlns:v="urn:schemas-microsoft-com:vml" xmlns:wp14="http://schemas.microsoft.com/office/word/2010/wordprocessingDrawing" xmlns:wp="http://schemas.openxmlformats.org/drawingml/2006/wordprocessingDrawing" xmlns:w10="urn:schemas-microsoft-com:office:word" xmlns:w="http://schemas.openxmlformats.org/wordprocessingml/2006/main" xmlns:w14="http://schemas.microsoft.com/office/word/2010/wordml" xmlns:w15="http://schemas.microsoft.com/office/word/2012/wordml" xmlns:w16cex="http://schemas.microsoft.com/office/word/2018/wordml/cex" xmlns:w16cid="http://schemas.microsoft.com/office/word/2016/wordml/cid" xmlns:w16="http://schemas.microsoft.com/office/word/2018/wordml" xmlns:w16du="http://schemas.microsoft.com/office/word/2023/wordml/word16du" xmlns:w16sdtdh="http://schemas.microsoft.com/office/word/2020/wordml/sdtdatahash" xmlns:w16se="http://schemas.microsoft.com/office/word/2015/wordml/symex" xmlns:wpg="http://schemas.microsoft.com/office/word/2010/wordprocessingGroup" xmlns:wpi="http://schemas.microsoft.com/office/word/2010/wordprocessingInk" xmlns:wne="http://schemas.microsoft.com/office/word/2006/wordml" xmlns:wps="http://schemas.microsoft.com/office/word/2010/wordprocessingShape" mc:Ignorable="w14 w15 w16se w16cid w16 w16cex w16sdtdh w16du wp14">
+<w:hdr xmlns:wpc="http://schemas.microsoft.com/office/word/2010/wordprocessingCanvas" xmlns:cx="http://schemas.microsoft.com/office/drawing/2014/chartex" xmlns:cx1="http://schemas.microsoft.com/office/drawing/2015/9/8/chartex" xmlns:cx2="http://schemas.microsoft.com/office/drawing/2015/10/21/chartex" xmlns:cx3="http://schemas.microsoft.com/office/drawing/2016/5/9/chartex" xmlns:cx4="http://schemas.microsoft.com/office/drawing/2016/5/10/chartex" xmlns:cx5="http://schemas.microsoft.com/office/drawing/2016/5/11/chartex" xmlns:cx6="http://schemas.microsoft.com/office/drawing/2016/5/12/chartex" xmlns:cx7="http://schemas.microsoft.com/office/drawing/2016/5/13/chartex" xmlns:cx8="http://schemas.microsoft.com/office/drawing/2016/5/14/chartex" xmlns:mc="http://schemas.openxmlformats.org/markup-compatibility/2006" xmlns:aink="http://schemas.microsoft.com/office/drawing/2016/ink" xmlns:am3d="http://schemas.microsoft.com/office/drawing/2017/model3d" xmlns:o="urn:schemas-microsoft-com:office:office" xmlns:oel="http://schemas.microsoft.com/office/2019/extlst" xmlns:r="http://schemas.openxmlformats.org/officeDocument/2006/relationships" xmlns:m="http://schemas.openxmlformats.org/officeDocument/2006/math" xmlns:v="urn:schemas-microsoft-com:vml" xmlns:wp14="http://schemas.microsoft.com/office/word/2010/wordprocessingDrawing" xmlns:wp="http://schemas.openxmlformats.org/drawingml/2006/wordprocessingDrawing" xmlns:w10="urn:schemas-microsoft-com:office:word" xmlns:w="http://schemas.openxmlformats.org/wordprocessingml/2006/main" xmlns:w14="http://schemas.microsoft.com/office/word/2010/wordml" xmlns:w15="http://schemas.microsoft.com/office/word/2012/wordml" xmlns:w16cex="http://schemas.microsoft.com/office/word/2018/wordml/cex" xmlns:w16cid="http://schemas.microsoft.com/office/word/2016/wordml/cid" xmlns:w16="http://schemas.microsoft.com/office/word/2018/wordml" xmlns:w16du="http://schemas.microsoft.com/office/word/2023/wordml/word16du" xmlns:w16sdtdh="http://schemas.microsoft.com/office/word/2020/wordml/sdtdatahash" xmlns:w16sdtfl="http://schemas.microsoft.com/office/word/2024/wordml/sdtformatlock" xmlns:w16se="http://schemas.microsoft.com/office/word/2015/wordml/symex" xmlns:wpg="http://schemas.microsoft.com/office/word/2010/wordprocessingGroup" xmlns:wpi="http://schemas.microsoft.com/office/word/2010/wordprocessingInk" xmlns:wne="http://schemas.microsoft.com/office/word/2006/wordml" xmlns:wps="http://schemas.microsoft.com/office/word/2010/wordprocessingShape" mc:Ignorable="w14 w15 w16se w16cid w16 w16cex w16sdtdh w16sdtfl w16du wp14">
   <w:p>
     <w:pPr>
       <w:pStyle w:val="a6"/>
@@ -42445,7 +42518,7 @@
 </file>
 
 <file path=word/numbering.xml><?xml version="1.0" encoding="utf-8"?>
-<w:numbering xmlns:wpc="http://schemas.microsoft.com/office/word/2010/wordprocessingCanvas" xmlns:cx="http://schemas.microsoft.com/office/drawing/2014/chartex" xmlns:cx1="http://schemas.microsoft.com/office/drawing/2015/9/8/chartex" xmlns:cx2="http://schemas.microsoft.com/office/drawing/2015/10/21/chartex" xmlns:cx3="http://schemas.microsoft.com/office/drawing/2016/5/9/chartex" xmlns:cx4="http://schemas.microsoft.com/office/drawing/2016/5/10/chartex" xmlns:cx5="http://schemas.microsoft.com/office/drawing/2016/5/11/chartex" xmlns:cx6="http://schemas.microsoft.com/office/drawing/2016/5/12/chartex" xmlns:cx7="http://schemas.microsoft.com/office/drawing/2016/5/13/chartex" xmlns:cx8="http://schemas.microsoft.com/office/drawing/2016/5/14/chartex" xmlns:mc="http://schemas.openxmlformats.org/markup-compatibility/2006" xmlns:aink="http://schemas.microsoft.com/office/drawing/2016/ink" xmlns:am3d="http://schemas.microsoft.com/office/drawing/2017/model3d" xmlns:o="urn:schemas-microsoft-com:office:office" xmlns:oel="http://schemas.microsoft.com/office/2019/extlst" xmlns:r="http://schemas.openxmlformats.org/officeDocument/2006/relationships" xmlns:m="http://schemas.openxmlformats.org/officeDocument/2006/math" xmlns:v="urn:schemas-microsoft-com:vml" xmlns:wp14="http://schemas.microsoft.com/office/word/2010/wordprocessingDrawing" xmlns:wp="http://schemas.openxmlformats.org/drawingml/2006/wordprocessingDrawing" xmlns:w10="urn:schemas-microsoft-com:office:word" xmlns:w="http://schemas.openxmlformats.org/wordprocessingml/2006/main" xmlns:w14="http://schemas.microsoft.com/office/word/2010/wordml" xmlns:w15="http://schemas.microsoft.com/office/word/2012/wordml" xmlns:w16cex="http://schemas.microsoft.com/office/word/2018/wordml/cex" xmlns:w16cid="http://schemas.microsoft.com/office/word/2016/wordml/cid" xmlns:w16="http://schemas.microsoft.com/office/word/2018/wordml" xmlns:w16du="http://schemas.microsoft.com/office/word/2023/wordml/word16du" xmlns:w16sdtdh="http://schemas.microsoft.com/office/word/2020/wordml/sdtdatahash" xmlns:w16se="http://schemas.microsoft.com/office/word/2015/wordml/symex" xmlns:wpg="http://schemas.microsoft.com/office/word/2010/wordprocessingGroup" xmlns:wpi="http://schemas.microsoft.com/office/word/2010/wordprocessingInk" xmlns:wne="http://schemas.microsoft.com/office/word/2006/wordml" xmlns:wps="http://schemas.microsoft.com/office/word/2010/wordprocessingShape" mc:Ignorable="w14 w15 w16se w16cid w16 w16cex w16sdtdh w16du wp14">
+<w:numbering xmlns:wpc="http://schemas.microsoft.com/office/word/2010/wordprocessingCanvas" xmlns:cx="http://schemas.microsoft.com/office/drawing/2014/chartex" xmlns:cx1="http://schemas.microsoft.com/office/drawing/2015/9/8/chartex" xmlns:cx2="http://schemas.microsoft.com/office/drawing/2015/10/21/chartex" xmlns:cx3="http://schemas.microsoft.com/office/drawing/2016/5/9/chartex" xmlns:cx4="http://schemas.microsoft.com/office/drawing/2016/5/10/chartex" xmlns:cx5="http://schemas.microsoft.com/office/drawing/2016/5/11/chartex" xmlns:cx6="http://schemas.microsoft.com/office/drawing/2016/5/12/chartex" xmlns:cx7="http://schemas.microsoft.com/office/drawing/2016/5/13/chartex" xmlns:cx8="http://schemas.microsoft.com/office/drawing/2016/5/14/chartex" xmlns:mc="http://schemas.openxmlformats.org/markup-compatibility/2006" xmlns:aink="http://schemas.microsoft.com/office/drawing/2016/ink" xmlns:am3d="http://schemas.microsoft.com/office/drawing/2017/model3d" xmlns:o="urn:schemas-microsoft-com:office:office" xmlns:oel="http://schemas.microsoft.com/office/2019/extlst" xmlns:r="http://schemas.openxmlformats.org/officeDocument/2006/relationships" xmlns:m="http://schemas.openxmlformats.org/officeDocument/2006/math" xmlns:v="urn:schemas-microsoft-com:vml" xmlns:wp14="http://schemas.microsoft.com/office/word/2010/wordprocessingDrawing" xmlns:wp="http://schemas.openxmlformats.org/drawingml/2006/wordprocessingDrawing" xmlns:w10="urn:schemas-microsoft-com:office:word" xmlns:w="http://schemas.openxmlformats.org/wordprocessingml/2006/main" xmlns:w14="http://schemas.microsoft.com/office/word/2010/wordml" xmlns:w15="http://schemas.microsoft.com/office/word/2012/wordml" xmlns:w16cex="http://schemas.microsoft.com/office/word/2018/wordml/cex" xmlns:w16cid="http://schemas.microsoft.com/office/word/2016/wordml/cid" xmlns:w16="http://schemas.microsoft.com/office/word/2018/wordml" xmlns:w16du="http://schemas.microsoft.com/office/word/2023/wordml/word16du" xmlns:w16sdtdh="http://schemas.microsoft.com/office/word/2020/wordml/sdtdatahash" xmlns:w16sdtfl="http://schemas.microsoft.com/office/word/2024/wordml/sdtformatlock" xmlns:w16se="http://schemas.microsoft.com/office/word/2015/wordml/symex" xmlns:wpg="http://schemas.microsoft.com/office/word/2010/wordprocessingGroup" xmlns:wpi="http://schemas.microsoft.com/office/word/2010/wordprocessingInk" xmlns:wne="http://schemas.microsoft.com/office/word/2006/wordml" xmlns:wps="http://schemas.microsoft.com/office/word/2010/wordprocessingShape" mc:Ignorable="w14 w15 w16se w16cid w16 w16cex w16sdtdh w16sdtfl w16du wp14">
   <w:abstractNum w:abstractNumId="0" w15:restartNumberingAfterBreak="0">
     <w:nsid w:val="00000009"/>
     <w:multiLevelType w:val="singleLevel"/>
@@ -43192,7 +43265,7 @@
 </file>
 
 <file path=word/styles.xml><?xml version="1.0" encoding="utf-8"?>
-<w:styles xmlns:mc="http://schemas.openxmlformats.org/markup-compatibility/2006" xmlns:r="http://schemas.openxmlformats.org/officeDocument/2006/relationships" xmlns:w="http://schemas.openxmlformats.org/wordprocessingml/2006/main" xmlns:w14="http://schemas.microsoft.com/office/word/2010/wordml" xmlns:w15="http://schemas.microsoft.com/office/word/2012/wordml" xmlns:w16cex="http://schemas.microsoft.com/office/word/2018/wordml/cex" xmlns:w16cid="http://schemas.microsoft.com/office/word/2016/wordml/cid" xmlns:w16="http://schemas.microsoft.com/office/word/2018/wordml" xmlns:w16du="http://schemas.microsoft.com/office/word/2023/wordml/word16du" xmlns:w16sdtdh="http://schemas.microsoft.com/office/word/2020/wordml/sdtdatahash" xmlns:w16se="http://schemas.microsoft.com/office/word/2015/wordml/symex" mc:Ignorable="w14 w15 w16se w16cid w16 w16cex w16sdtdh w16du">
+<w:styles xmlns:mc="http://schemas.openxmlformats.org/markup-compatibility/2006" xmlns:r="http://schemas.openxmlformats.org/officeDocument/2006/relationships" xmlns:w="http://schemas.openxmlformats.org/wordprocessingml/2006/main" xmlns:w14="http://schemas.microsoft.com/office/word/2010/wordml" xmlns:w15="http://schemas.microsoft.com/office/word/2012/wordml" xmlns:w16cex="http://schemas.microsoft.com/office/word/2018/wordml/cex" xmlns:w16cid="http://schemas.microsoft.com/office/word/2016/wordml/cid" xmlns:w16="http://schemas.microsoft.com/office/word/2018/wordml" xmlns:w16du="http://schemas.microsoft.com/office/word/2023/wordml/word16du" xmlns:w16sdtdh="http://schemas.microsoft.com/office/word/2020/wordml/sdtdatahash" xmlns:w16sdtfl="http://schemas.microsoft.com/office/word/2024/wordml/sdtformatlock" xmlns:w16se="http://schemas.microsoft.com/office/word/2015/wordml/symex" mc:Ignorable="w14 w15 w16se w16cid w16 w16cex w16sdtdh w16sdtfl w16du">
   <w:docDefaults>
     <w:rPrDefault>
       <w:rPr>
@@ -44819,7 +44892,7 @@
 </file>
 
 <file path=word/glossary/document.xml><?xml version="1.0" encoding="utf-8"?>
-<w:glossaryDocument xmlns:wpc="http://schemas.microsoft.com/office/word/2010/wordprocessingCanvas" xmlns:cx="http://schemas.microsoft.com/office/drawing/2014/chartex" xmlns:cx1="http://schemas.microsoft.com/office/drawing/2015/9/8/chartex" xmlns:cx2="http://schemas.microsoft.com/office/drawing/2015/10/21/chartex" xmlns:cx3="http://schemas.microsoft.com/office/drawing/2016/5/9/chartex" xmlns:cx4="http://schemas.microsoft.com/office/drawing/2016/5/10/chartex" xmlns:cx5="http://schemas.microsoft.com/office/drawing/2016/5/11/chartex" xmlns:cx6="http://schemas.microsoft.com/office/drawing/2016/5/12/chartex" xmlns:cx7="http://schemas.microsoft.com/office/drawing/2016/5/13/chartex" xmlns:cx8="http://schemas.microsoft.com/office/drawing/2016/5/14/chartex" xmlns:mc="http://schemas.openxmlformats.org/markup-compatibility/2006" xmlns:aink="http://schemas.microsoft.com/office/drawing/2016/ink" xmlns:am3d="http://schemas.microsoft.com/office/drawing/2017/model3d" xmlns:o="urn:schemas-microsoft-com:office:office" xmlns:oel="http://schemas.microsoft.com/office/2019/extlst" xmlns:r="http://schemas.openxmlformats.org/officeDocument/2006/relationships" xmlns:m="http://schemas.openxmlformats.org/officeDocument/2006/math" xmlns:v="urn:schemas-microsoft-com:vml" xmlns:wp14="http://schemas.microsoft.com/office/word/2010/wordprocessingDrawing" xmlns:wp="http://schemas.openxmlformats.org/drawingml/2006/wordprocessingDrawing" xmlns:w10="urn:schemas-microsoft-com:office:word" xmlns:w="http://schemas.openxmlformats.org/wordprocessingml/2006/main" xmlns:w14="http://schemas.microsoft.com/office/word/2010/wordml" xmlns:w15="http://schemas.microsoft.com/office/word/2012/wordml" xmlns:w16cex="http://schemas.microsoft.com/office/word/2018/wordml/cex" xmlns:w16cid="http://schemas.microsoft.com/office/word/2016/wordml/cid" xmlns:w16="http://schemas.microsoft.com/office/word/2018/wordml" xmlns:w16du="http://schemas.microsoft.com/office/word/2023/wordml/word16du" xmlns:w16sdtdh="http://schemas.microsoft.com/office/word/2020/wordml/sdtdatahash" xmlns:w16se="http://schemas.microsoft.com/office/word/2015/wordml/symex" xmlns:wpg="http://schemas.microsoft.com/office/word/2010/wordprocessingGroup" xmlns:wpi="http://schemas.microsoft.com/office/word/2010/wordprocessingInk" xmlns:wne="http://schemas.microsoft.com/office/word/2006/wordml" xmlns:wps="http://schemas.microsoft.com/office/word/2010/wordprocessingShape" mc:Ignorable="w14 w15 w16se w16cid w16 w16cex w16sdtdh w16du wp14">
+<w:glossaryDocument xmlns:wpc="http://schemas.microsoft.com/office/word/2010/wordprocessingCanvas" xmlns:cx="http://schemas.microsoft.com/office/drawing/2014/chartex" xmlns:cx1="http://schemas.microsoft.com/office/drawing/2015/9/8/chartex" xmlns:cx2="http://schemas.microsoft.com/office/drawing/2015/10/21/chartex" xmlns:cx3="http://schemas.microsoft.com/office/drawing/2016/5/9/chartex" xmlns:cx4="http://schemas.microsoft.com/office/drawing/2016/5/10/chartex" xmlns:cx5="http://schemas.microsoft.com/office/drawing/2016/5/11/chartex" xmlns:cx6="http://schemas.microsoft.com/office/drawing/2016/5/12/chartex" xmlns:cx7="http://schemas.microsoft.com/office/drawing/2016/5/13/chartex" xmlns:cx8="http://schemas.microsoft.com/office/drawing/2016/5/14/chartex" xmlns:mc="http://schemas.openxmlformats.org/markup-compatibility/2006" xmlns:aink="http://schemas.microsoft.com/office/drawing/2016/ink" xmlns:am3d="http://schemas.microsoft.com/office/drawing/2017/model3d" xmlns:o="urn:schemas-microsoft-com:office:office" xmlns:oel="http://schemas.microsoft.com/office/2019/extlst" xmlns:r="http://schemas.openxmlformats.org/officeDocument/2006/relationships" xmlns:m="http://schemas.openxmlformats.org/officeDocument/2006/math" xmlns:v="urn:schemas-microsoft-com:vml" xmlns:wp14="http://schemas.microsoft.com/office/word/2010/wordprocessingDrawing" xmlns:wp="http://schemas.openxmlformats.org/drawingml/2006/wordprocessingDrawing" xmlns:w10="urn:schemas-microsoft-com:office:word" xmlns:w="http://schemas.openxmlformats.org/wordprocessingml/2006/main" xmlns:w14="http://schemas.microsoft.com/office/word/2010/wordml" xmlns:w15="http://schemas.microsoft.com/office/word/2012/wordml" xmlns:w16cex="http://schemas.microsoft.com/office/word/2018/wordml/cex" xmlns:w16cid="http://schemas.microsoft.com/office/word/2016/wordml/cid" xmlns:w16="http://schemas.microsoft.com/office/word/2018/wordml" xmlns:w16du="http://schemas.microsoft.com/office/word/2023/wordml/word16du" xmlns:w16sdtdh="http://schemas.microsoft.com/office/word/2020/wordml/sdtdatahash" xmlns:w16sdtfl="http://schemas.microsoft.com/office/word/2024/wordml/sdtformatlock" xmlns:w16se="http://schemas.microsoft.com/office/word/2015/wordml/symex" xmlns:wpg="http://schemas.microsoft.com/office/word/2010/wordprocessingGroup" xmlns:wpi="http://schemas.microsoft.com/office/word/2010/wordprocessingInk" xmlns:wne="http://schemas.microsoft.com/office/word/2006/wordml" xmlns:wps="http://schemas.microsoft.com/office/word/2010/wordprocessingShape" mc:Ignorable="w14 w15 w16se w16cid w16 w16cex w16sdtdh w16sdtfl w16du wp14">
   <w:docParts>
     <w:docPart>
       <w:docPartPr>
@@ -45116,7 +45189,7 @@
 </file>
 
 <file path=word/glossary/fontTable.xml><?xml version="1.0" encoding="utf-8"?>
-<w:fonts xmlns:mc="http://schemas.openxmlformats.org/markup-compatibility/2006" xmlns:r="http://schemas.openxmlformats.org/officeDocument/2006/relationships" xmlns:w="http://schemas.openxmlformats.org/wordprocessingml/2006/main" xmlns:w14="http://schemas.microsoft.com/office/word/2010/wordml" xmlns:w15="http://schemas.microsoft.com/office/word/2012/wordml" xmlns:w16cex="http://schemas.microsoft.com/office/word/2018/wordml/cex" xmlns:w16cid="http://schemas.microsoft.com/office/word/2016/wordml/cid" xmlns:w16="http://schemas.microsoft.com/office/word/2018/wordml" xmlns:w16du="http://schemas.microsoft.com/office/word/2023/wordml/word16du" xmlns:w16sdtdh="http://schemas.microsoft.com/office/word/2020/wordml/sdtdatahash" xmlns:w16se="http://schemas.microsoft.com/office/word/2015/wordml/symex" mc:Ignorable="w14 w15 w16se w16cid w16 w16cex w16sdtdh w16du">
+<w:fonts xmlns:mc="http://schemas.openxmlformats.org/markup-compatibility/2006" xmlns:r="http://schemas.openxmlformats.org/officeDocument/2006/relationships" xmlns:w="http://schemas.openxmlformats.org/wordprocessingml/2006/main" xmlns:w14="http://schemas.microsoft.com/office/word/2010/wordml" xmlns:w15="http://schemas.microsoft.com/office/word/2012/wordml" xmlns:w16cex="http://schemas.microsoft.com/office/word/2018/wordml/cex" xmlns:w16cid="http://schemas.microsoft.com/office/word/2016/wordml/cid" xmlns:w16="http://schemas.microsoft.com/office/word/2018/wordml" xmlns:w16du="http://schemas.microsoft.com/office/word/2023/wordml/word16du" xmlns:w16sdtdh="http://schemas.microsoft.com/office/word/2020/wordml/sdtdatahash" xmlns:w16sdtfl="http://schemas.microsoft.com/office/word/2024/wordml/sdtformatlock" xmlns:w16se="http://schemas.microsoft.com/office/word/2015/wordml/symex" mc:Ignorable="w14 w15 w16se w16cid w16 w16cex w16sdtdh w16sdtfl w16du">
   <w:font w:name="Symbol">
     <w:panose1 w:val="05050102010706020507"/>
     <w:charset w:val="02"/>
@@ -45126,7 +45199,7 @@
   </w:font>
   <w:font w:name="Times New Roman">
     <w:panose1 w:val="02020603050405020304"/>
-    <w:charset w:val="CC"/>
+    <w:charset w:val="00"/>
     <w:family w:val="roman"/>
     <w:pitch w:val="variable"/>
     <w:sig w:usb0="E0002EFF" w:usb1="C000785B" w:usb2="00000009" w:usb3="00000000" w:csb0="000001FF" w:csb1="00000000"/>
@@ -45161,7 +45234,7 @@
   </w:font>
   <w:font w:name="ISOCPEUR">
     <w:altName w:val="Arial"/>
-    <w:charset w:val="CC"/>
+    <w:charset w:val="00"/>
     <w:family w:val="swiss"/>
     <w:pitch w:val="variable"/>
     <w:sig w:usb0="00000287" w:usb1="00000000" w:usb2="00000000" w:usb3="00000000" w:csb0="0000009F" w:csb1="00000000"/>
@@ -45189,19 +45262,17 @@
   </w:font>
   <w:font w:name="Arial">
     <w:panose1 w:val="020B0604020202020204"/>
-    <w:charset w:val="CC"/>
+    <w:charset w:val="00"/>
     <w:family w:val="swiss"/>
     <w:pitch w:val="variable"/>
     <w:sig w:usb0="E0002EFF" w:usb1="C000785B" w:usb2="00000009" w:usb3="00000000" w:csb0="000001FF" w:csb1="00000000"/>
   </w:font>
   <w:font w:name="Journal">
     <w:altName w:val="Times New Roman"/>
-    <w:panose1 w:val="00000000000000000000"/>
     <w:charset w:val="00"/>
     <w:family w:val="auto"/>
-    <w:notTrueType/>
     <w:pitch w:val="variable"/>
-    <w:sig w:usb0="00000003" w:usb1="00000000" w:usb2="00000000" w:usb3="00000000" w:csb0="00000001" w:csb1="00000000"/>
+    <w:sig w:usb0="00000001" w:usb1="00000000" w:usb2="00000000" w:usb3="00000000" w:csb0="0000009F" w:csb1="00000000"/>
   </w:font>
   <w:font w:name="Aptos">
     <w:charset w:val="00"/>
@@ -45219,7 +45290,7 @@
 </file>
 
 <file path=word/glossary/settings.xml><?xml version="1.0" encoding="utf-8"?>
-<w:settings xmlns:mc="http://schemas.openxmlformats.org/markup-compatibility/2006" xmlns:o="urn:schemas-microsoft-com:office:office" xmlns:r="http://schemas.openxmlformats.org/officeDocument/2006/relationships" xmlns:m="http://schemas.openxmlformats.org/officeDocument/2006/math" xmlns:v="urn:schemas-microsoft-com:vml" xmlns:w10="urn:schemas-microsoft-com:office:word" xmlns:w="http://schemas.openxmlformats.org/wordprocessingml/2006/main" xmlns:w14="http://schemas.microsoft.com/office/word/2010/wordml" xmlns:w15="http://schemas.microsoft.com/office/word/2012/wordml" xmlns:w16cex="http://schemas.microsoft.com/office/word/2018/wordml/cex" xmlns:w16cid="http://schemas.microsoft.com/office/word/2016/wordml/cid" xmlns:w16="http://schemas.microsoft.com/office/word/2018/wordml" xmlns:w16du="http://schemas.microsoft.com/office/word/2023/wordml/word16du" xmlns:w16sdtdh="http://schemas.microsoft.com/office/word/2020/wordml/sdtdatahash" xmlns:w16se="http://schemas.microsoft.com/office/word/2015/wordml/symex" xmlns:sl="http://schemas.openxmlformats.org/schemaLibrary/2006/main" mc:Ignorable="w14 w15 w16se w16cid w16 w16cex w16sdtdh w16du">
+<w:settings xmlns:mc="http://schemas.openxmlformats.org/markup-compatibility/2006" xmlns:o="urn:schemas-microsoft-com:office:office" xmlns:r="http://schemas.openxmlformats.org/officeDocument/2006/relationships" xmlns:m="http://schemas.openxmlformats.org/officeDocument/2006/math" xmlns:v="urn:schemas-microsoft-com:vml" xmlns:w10="urn:schemas-microsoft-com:office:word" xmlns:w="http://schemas.openxmlformats.org/wordprocessingml/2006/main" xmlns:w14="http://schemas.microsoft.com/office/word/2010/wordml" xmlns:w15="http://schemas.microsoft.com/office/word/2012/wordml" xmlns:w16cex="http://schemas.microsoft.com/office/word/2018/wordml/cex" xmlns:w16cid="http://schemas.microsoft.com/office/word/2016/wordml/cid" xmlns:w16="http://schemas.microsoft.com/office/word/2018/wordml" xmlns:w16du="http://schemas.microsoft.com/office/word/2023/wordml/word16du" xmlns:w16sdtdh="http://schemas.microsoft.com/office/word/2020/wordml/sdtdatahash" xmlns:w16sdtfl="http://schemas.microsoft.com/office/word/2024/wordml/sdtformatlock" xmlns:w16se="http://schemas.microsoft.com/office/word/2015/wordml/symex" xmlns:sl="http://schemas.openxmlformats.org/schemaLibrary/2006/main" mc:Ignorable="w14 w15 w16se w16cid w16 w16cex w16sdtdh w16sdtfl w16du">
   <w:view w:val="normal"/>
   <w:defaultTabStop w:val="708"/>
   <w:characterSpacingControl w:val="doNotCompress"/>
@@ -45243,6 +45314,7 @@
     <w:rsid w:val="005169CB"/>
     <w:rsid w:val="005F683E"/>
     <w:rsid w:val="0062247E"/>
+    <w:rsid w:val="0072275A"/>
     <w:rsid w:val="009B3B3F"/>
     <w:rsid w:val="00A9552C"/>
     <w:rsid w:val="00AF7AE3"/>
@@ -45250,6 +45322,7 @@
     <w:rsid w:val="00B21147"/>
     <w:rsid w:val="00B24C50"/>
     <w:rsid w:val="00BC44F4"/>
+    <w:rsid w:val="00CE1C61"/>
     <w:rsid w:val="00EC4CDB"/>
     <w:rsid w:val="00F02325"/>
   </w:rsids>
@@ -45275,7 +45348,7 @@
 </file>
 
 <file path=word/glossary/styles.xml><?xml version="1.0" encoding="utf-8"?>
-<w:styles xmlns:mc="http://schemas.openxmlformats.org/markup-compatibility/2006" xmlns:r="http://schemas.openxmlformats.org/officeDocument/2006/relationships" xmlns:w="http://schemas.openxmlformats.org/wordprocessingml/2006/main" xmlns:w14="http://schemas.microsoft.com/office/word/2010/wordml" xmlns:w15="http://schemas.microsoft.com/office/word/2012/wordml" xmlns:w16cex="http://schemas.microsoft.com/office/word/2018/wordml/cex" xmlns:w16cid="http://schemas.microsoft.com/office/word/2016/wordml/cid" xmlns:w16="http://schemas.microsoft.com/office/word/2018/wordml" xmlns:w16du="http://schemas.microsoft.com/office/word/2023/wordml/word16du" xmlns:w16sdtdh="http://schemas.microsoft.com/office/word/2020/wordml/sdtdatahash" xmlns:w16se="http://schemas.microsoft.com/office/word/2015/wordml/symex" mc:Ignorable="w14 w15 w16se w16cid w16 w16cex w16sdtdh w16du">
+<w:styles xmlns:mc="http://schemas.openxmlformats.org/markup-compatibility/2006" xmlns:r="http://schemas.openxmlformats.org/officeDocument/2006/relationships" xmlns:w="http://schemas.openxmlformats.org/wordprocessingml/2006/main" xmlns:w14="http://schemas.microsoft.com/office/word/2010/wordml" xmlns:w15="http://schemas.microsoft.com/office/word/2012/wordml" xmlns:w16cex="http://schemas.microsoft.com/office/word/2018/wordml/cex" xmlns:w16cid="http://schemas.microsoft.com/office/word/2016/wordml/cid" xmlns:w16="http://schemas.microsoft.com/office/word/2018/wordml" xmlns:w16du="http://schemas.microsoft.com/office/word/2023/wordml/word16du" xmlns:w16sdtdh="http://schemas.microsoft.com/office/word/2020/wordml/sdtdatahash" xmlns:w16sdtfl="http://schemas.microsoft.com/office/word/2024/wordml/sdtformatlock" xmlns:w16se="http://schemas.microsoft.com/office/word/2015/wordml/symex" mc:Ignorable="w14 w15 w16se w16cid w16 w16cex w16sdtdh w16sdtfl w16du">
   <w:docDefaults>
     <w:rPrDefault>
       <w:rPr>
@@ -45754,7 +45827,7 @@
 </file>
 
 <file path=word/glossary/webSettings.xml><?xml version="1.0" encoding="utf-8"?>
-<w:webSettings xmlns:mc="http://schemas.openxmlformats.org/markup-compatibility/2006" xmlns:r="http://schemas.openxmlformats.org/officeDocument/2006/relationships" xmlns:w="http://schemas.openxmlformats.org/wordprocessingml/2006/main" xmlns:w14="http://schemas.microsoft.com/office/word/2010/wordml" xmlns:w15="http://schemas.microsoft.com/office/word/2012/wordml" xmlns:w16cex="http://schemas.microsoft.com/office/word/2018/wordml/cex" xmlns:w16cid="http://schemas.microsoft.com/office/word/2016/wordml/cid" xmlns:w16="http://schemas.microsoft.com/office/word/2018/wordml" xmlns:w16du="http://schemas.microsoft.com/office/word/2023/wordml/word16du" xmlns:w16sdtdh="http://schemas.microsoft.com/office/word/2020/wordml/sdtdatahash" xmlns:w16se="http://schemas.microsoft.com/office/word/2015/wordml/symex" mc:Ignorable="w14 w15 w16se w16cid w16 w16cex w16sdtdh w16du">
+<w:webSettings xmlns:mc="http://schemas.openxmlformats.org/markup-compatibility/2006" xmlns:r="http://schemas.openxmlformats.org/officeDocument/2006/relationships" xmlns:w="http://schemas.openxmlformats.org/wordprocessingml/2006/main" xmlns:w14="http://schemas.microsoft.com/office/word/2010/wordml" xmlns:w15="http://schemas.microsoft.com/office/word/2012/wordml" xmlns:w16cex="http://schemas.microsoft.com/office/word/2018/wordml/cex" xmlns:w16cid="http://schemas.microsoft.com/office/word/2016/wordml/cid" xmlns:w16="http://schemas.microsoft.com/office/word/2018/wordml" xmlns:w16du="http://schemas.microsoft.com/office/word/2023/wordml/word16du" xmlns:w16sdtdh="http://schemas.microsoft.com/office/word/2020/wordml/sdtdatahash" xmlns:w16sdtfl="http://schemas.microsoft.com/office/word/2024/wordml/sdtformatlock" xmlns:w16se="http://schemas.microsoft.com/office/word/2015/wordml/symex" mc:Ignorable="w14 w15 w16se w16cid w16 w16cex w16sdtdh w16sdtfl w16du">
   <w:optimizeForBrowser/>
   <w:allowPNG/>
 </w:webSettings>
